--- a/competition/submission/Nurlanuly_Dulat_EraSeMap_Nauchnaya_Rabota_RU.docx
+++ b/competition/submission/Nurlanuly_Dulat_EraSeMap_Nauchnaya_Rabota_RU.docx
@@ -751,7 +751,7 @@
           <w:b w:val="0"/>
           <w:i w:val="0"/>
         </w:rPr>
-        <w:t>Команда удаления основной записи не гарантирует, что персональные данные перестали использоваться. Копии могут сохраняться в кэше, индексе, реплике, экспорте или backup; производные — в биометрическом шаблоне и векторе; влияние — в обученной модели. Более того, удалённый объект может появиться снова после restore, sync, rebuild или повторного развёртывания модели.</w:t>
+        <w:t>Команда удаления основной записи не гарантирует, что персональные данные перестали использоваться. Копии могут сохраняться в кэше, индексе, реплике, экспорте или резервной копии; производные — в биометрическом шаблоне и векторе; влияние — в обученной модели. Более того, удалённый объект может появиться снова после восстановления, синхронизации, пересборки или повторного развёртывания модели.</w:t>
       </w:r>
     </w:p>
     <w:p>
@@ -764,7 +764,7 @@
           <w:b w:val="0"/>
           <w:i w:val="0"/>
         </w:rPr>
-        <w:t xml:space="preserve">В работе представлен EraSeMap — один алгоритм из трёх стадий: </w:t>
+        <w:t xml:space="preserve">Я разработал и проверил EraSeMap — один алгоритм из трёх стадий: </w:t>
       </w:r>
       <w:r>
         <w:rPr>
@@ -780,7 +780,7 @@
           <w:b w:val="0"/>
           <w:i w:val="0"/>
         </w:rPr>
-        <w:t xml:space="preserve"> находит зарегистрированные и ограниченно скрытые пути; </w:t>
+        <w:t xml:space="preserve"> находит известные и ограниченно неочевидные пути; </w:t>
       </w:r>
       <w:r>
         <w:rPr>
@@ -796,7 +796,7 @@
           <w:b w:val="0"/>
           <w:i w:val="0"/>
         </w:rPr>
-        <w:t xml:space="preserve"> выбирает минимальный достаточный набор физических действий и machine unlearning; </w:t>
+        <w:t xml:space="preserve"> выбирает минимальный достаточный набор физических действий и удаление влияния из модели (machine unlearning); </w:t>
       </w:r>
       <w:r>
         <w:rPr>
@@ -812,7 +812,7 @@
           <w:b w:val="0"/>
           <w:i w:val="0"/>
         </w:rPr>
-        <w:t xml:space="preserve"> выполняет temporal replay и разрешает сертификат только после прохождения всех обязательных каналов. Алгоритм возвращает </w:t>
+        <w:t xml:space="preserve"> повторяет будущие операции и разрешает сертификат только после прохождения всех обязательных проверок. Алгоритм возвращает </w:t>
       </w:r>
       <w:r>
         <w:rPr>
@@ -873,7 +873,7 @@
           <w:b w:val="0"/>
           <w:i w:val="0"/>
         </w:rPr>
-        <w:t xml:space="preserve">В frozen transfer на 60 случаях EraSeMap дал 0 ложных </w:t>
+        <w:t xml:space="preserve">В заранее зафиксированной проверке переноса на 60 случаях EraSeMap дал 0 ложных </w:t>
       </w:r>
       <w:r>
         <w:rPr>
@@ -889,7 +889,7 @@
           <w:b w:val="0"/>
           <w:i w:val="0"/>
         </w:rPr>
-        <w:t xml:space="preserve"> против 5 у полного typed-аудита и 45 у native service status. Активный поиск bounded recovery-графа потребовал 7 проб против 13 у frozen random и 49 у exhaustive; greedy получил те же 7. В 20 парных опытах с реальными локальными процессами targeted plan был геометрически в 17,64 раза быстрее rebuild-all и записал на 94,62% меньше байтов. Temporal проверка обнаружила 30/30 латентных рисков и после controls дала 0/30 возвратов. Exact solvers совпали с exhaustive oracles в 3072/3072 и 16 384/16 384 конфигурациях. Быстрые unlearning-кандидаты на Qwen2.5-1.5B не прошли все frozen gates, поэтому exact retraining сохранён как безопасный fallback. Результаты относятся к зарегистрированным topology и transition envelopes; production FaceID/eGov и независимый hidden challenge не заявляются.</w:t>
+        <w:t xml:space="preserve"> против 5 у полного аудита узлов и 45 у обычного статуса сервиса. Активный поиск ограниченного графа восстановления потребовал 7 проб против 13 у случайной стратегии и 49 у полного перебора; жадная стратегия получила те же 7. В 20 парных опытах с реальными локальными процессами выбранный план был в среднем в 17,64 раза быстрее полной пересборки и записал на 94,62% меньше байтов. Временная проверка обнаружила 30/30 скрытых рисков и после контрольных действий дала 0/30 возвратов. Точные решатели совпали с полным перебором в 3072/3072 и 16 384/16 384 конфигурациях. Быстрые методы удаления влияния из Qwen2.5-1.5B не прошли все заранее заданные пороги, поэтому полное переобучение с нуля оставлено безопасным запасным вариантом. Результаты относятся к зарегистрированной топологии и описанным переходам; внедрение в FaceID/eGov и независимая скрытая проверка не заявляются.</w:t>
       </w:r>
     </w:p>
     <w:p>
@@ -910,7 +910,7 @@
           <w:b w:val="0"/>
           <w:i w:val="0"/>
         </w:rPr>
-        <w:t xml:space="preserve"> проверяемое удаление, machine unlearning, data lineage, temporal replay, биометрия, fail-closed, сертификат удаления.</w:t>
+        <w:t xml:space="preserve"> проверяемое удаление, удаление влияния из модели, происхождение данных, временная проверка, биометрия, отказобезопасность, сертификат удаления.</w:t>
       </w:r>
     </w:p>
     <w:p>
@@ -944,7 +944,7 @@
           <w:b w:val="0"/>
           <w:i w:val="0"/>
         </w:rPr>
-        <w:t xml:space="preserve">This work presents EraSeMap, one algorithm with three stages. </w:t>
+        <w:t xml:space="preserve">I developed and tested EraSeMap as one algorithm with three stages. </w:t>
       </w:r>
       <w:r>
         <w:rPr>
@@ -960,7 +960,7 @@
           <w:b w:val="0"/>
           <w:i w:val="0"/>
         </w:rPr>
-        <w:t xml:space="preserve"> locates registered and bounded-hidden paths. </w:t>
+        <w:t xml:space="preserve"> locates known and bounded, non-obvious paths. </w:t>
       </w:r>
       <w:r>
         <w:rPr>
@@ -976,7 +976,7 @@
           <w:b w:val="0"/>
           <w:i w:val="0"/>
         </w:rPr>
-        <w:t xml:space="preserve"> selects a minimum sufficient set of physical actions and machine unlearning. </w:t>
+        <w:t xml:space="preserve"> selects a minimum sufficient set of physical actions and removes learned influence from the model (machine unlearning). </w:t>
       </w:r>
       <w:r>
         <w:rPr>
@@ -992,7 +992,7 @@
           <w:b w:val="0"/>
           <w:i w:val="0"/>
         </w:rPr>
-        <w:t xml:space="preserve"> performs temporal replay and permits a certificate only after every mandatory channel passes. The algorithm returns </w:t>
+        <w:t xml:space="preserve"> repeats future operations and permits a certificate only after every required check passes. The algorithm returns </w:t>
       </w:r>
       <w:r>
         <w:rPr>
@@ -1053,7 +1053,7 @@
           <w:b w:val="0"/>
           <w:i w:val="0"/>
         </w:rPr>
-        <w:t xml:space="preserve">In a frozen 60-case transfer, EraSeMap produced 0 false </w:t>
+        <w:t xml:space="preserve">In a pre-registered 60-case transfer, EraSeMap produced 0 false </w:t>
       </w:r>
       <w:r>
         <w:rPr>
@@ -1069,7 +1069,7 @@
           <w:b w:val="0"/>
           <w:i w:val="0"/>
         </w:rPr>
-        <w:t xml:space="preserve"> decisions versus 5 for full typed audit and 45 for native service status. Active recovery-graph search used 7 probes versus 13 for frozen random and 49 for exhaustive testing. In 20 paired real-process trials, targeted erasure was 17.64 times faster and wrote 94.62% fewer bytes than rebuild-all. Temporal verification detected 30/30 latent risks and produced 0/30 post-control recurrences. Exact solvers matched exhaustive oracles in 3,072/3,072 and 16,384/16,384 configurations. Fast unlearning candidates on Qwen2.5-1.5B failed the complete frozen gates, so exact retraining remains the safe fallback. Results are bounded to registered topology and transition envelopes; production deployment and an independent hidden result are not claimed.</w:t>
+        <w:t xml:space="preserve"> decisions versus 5 for a full node audit and 45 for the service's ordinary status. Active recovery-graph search used 7 probes versus 13 for random testing and 49 for exhaustive testing. In 20 paired real-process trials, the selected plan was 17.64 times faster and wrote 94.62% fewer bytes than rebuild-all. Temporal verification detected 30/30 latent risks and produced 0/30 post-control recurrences. Exact solvers matched exhaustive oracles in 3,072/3,072 and 16,384/16,384 configurations. Fast unlearning candidates on Qwen2.5-1.5B failed all required thresholds together, so full retraining from scratch remains the safe fallback. Results are limited to registered topology and listed transitions; production deployment and an independent hidden result are not claimed.</w:t>
       </w:r>
     </w:p>
     <w:p>
@@ -1111,7 +1111,7 @@
           <w:b w:val="0"/>
           <w:i w:val="0"/>
         </w:rPr>
-        <w:t>Право на удаление и внутренние политики организаций требуют устранить данные одного человека. На практике одно событие порождает цепочку артефактов: исходную запись, нормализованный профиль, биометрический template, поисковый vector, cache, журнал, export, backup и параметры модели. Каждый компонент может вернуть успешную локальную квитанцию, хотя система в целом продолжает использовать человека.</w:t>
+        <w:t>Право на удаление и внутренние политики организаций требуют устранить данные одного человека. На практике одно событие порождает цепочку артефактов: исходную запись, нормализованный профиль, биометрический шаблон, поисковый вектор, кэш, журнал, экспорт, резервную копию и параметры модели. Каждый компонент может вернуть успешную локальную квитанцию, хотя система в целом продолжает использовать человека.</w:t>
       </w:r>
     </w:p>
     <w:p>
@@ -1124,7 +1124,7 @@
           <w:b w:val="0"/>
           <w:i w:val="0"/>
         </w:rPr>
-        <w:t>Существующие направления решают части задачи. Data lineage описывает происхождение данных [9]. Machine unlearning уменьшает влияние обучающих примеров [1, 2], а verification-of-unlearning оценивает доказательность результата [3–8]. Политики удаления и патенты рассматривают lineage, backup и receipts [10–12, 16, 18]. Однако локальное доказательство одной части нельзя автоматически перенести на физические производные, модель и будущую регенерацию одновременно.</w:t>
+        <w:t>Существующие направления решают части задачи. Data lineage описывает происхождение данных [9]. Machine unlearning уменьшает влияние обучающих примеров [1, 2], а методы проверки unlearning оценивают результат [3–8]. Политики удаления и патенты рассматривают происхождение данных, резервные копии и квитанции [10–12, 16, 18]. Однако локальное доказательство одной части нельзя автоматически перенести на физические производные, модель и будущую регенерацию одновременно.</w:t>
       </w:r>
     </w:p>
     <w:p>
@@ -1137,7 +1137,7 @@
           <w:b w:val="0"/>
           <w:i w:val="0"/>
         </w:rPr>
-        <w:t>Исследовательский вопрос работы:</w:t>
+        <w:t>Вопрос, который я проверял:</w:t>
       </w:r>
     </w:p>
     <w:p>
@@ -1150,7 +1150,7 @@
           <w:b w:val="0"/>
           <w:i w:val="0"/>
         </w:rPr>
-        <w:t>Как выдать один проверяемый subject-level вердикт удаления, который одновременно учитывает физические копии, производные, влияние в модели и зарегистрированные будущие пути восстановления?</w:t>
+        <w:t>Как выдать один проверяемый вердикт удаления для конкретного человека, который одновременно учитывает физические копии, производные, влияние в модели и зарегистрированные будущие пути восстановления?</w:t>
       </w:r>
     </w:p>
     <w:p>
@@ -1163,7 +1163,7 @@
           <w:b w:val="0"/>
           <w:i w:val="0"/>
         </w:rPr>
-        <w:t>Вклад работы:</w:t>
+        <w:t>Что сделано в работе:</w:t>
       </w:r>
     </w:p>
     <w:p>
@@ -1182,7 +1182,7 @@
           <w:b w:val="0"/>
           <w:i w:val="0"/>
         </w:rPr>
-        <w:t>единый трёхстадийный fail-closed алгоритм FIND–ERASE–PROVE;</w:t>
+        <w:t>один трёхстадийный алгоритм FIND–ERASE–PROVE, который не объявляет удаление завершённым без доказательств;</w:t>
       </w:r>
     </w:p>
     <w:p>
@@ -1201,7 +1201,7 @@
           <w:b w:val="0"/>
           <w:i w:val="0"/>
         </w:rPr>
-        <w:t>формальная типизированная модель физического, производного и model-channel evidence;</w:t>
+        <w:t>формальная типизированная модель физических копий, производных и влияния в модели;</w:t>
       </w:r>
     </w:p>
     <w:p>
@@ -1220,7 +1220,7 @@
           <w:b w:val="0"/>
           <w:i w:val="0"/>
         </w:rPr>
-        <w:t>exact minimum-cost selection с контрпримером при невозможности удаления;</w:t>
+        <w:t>точный выбор плана минимальной стоимости с контрпримером при невозможности удаления;</w:t>
       </w:r>
     </w:p>
     <w:p>
@@ -1239,7 +1239,7 @@
           <w:b w:val="0"/>
           <w:i w:val="0"/>
         </w:rPr>
-        <w:t>temporal replay, запрещающий сертификат при возможной регенерации;</w:t>
+        <w:t>временная проверка, запрещающая сертификат при возможном возврате данных;</w:t>
       </w:r>
     </w:p>
     <w:p>
@@ -1258,7 +1258,7 @@
           <w:b w:val="0"/>
           <w:i w:val="0"/>
         </w:rPr>
-        <w:t>обязательное сравнение machine unlearning с exact retraining и сохранение отрицательных результатов;</w:t>
+        <w:t>обязательное сравнение machine unlearning с полным переобучением и сохранение отрицательных результатов;</w:t>
       </w:r>
     </w:p>
     <w:p>
@@ -1277,7 +1277,7 @@
           <w:b w:val="0"/>
           <w:i w:val="0"/>
         </w:rPr>
-        <w:t>воспроизводимая многоуровневая оценка на bounded graphs, реальных локальных процессах, stock services, face data и открытой модели Qwen2.5-1.5B.</w:t>
+        <w:t>воспроизводимая оценка на ограниченных графах, реальных локальных процессах, готовых сервисах, данных лиц и открытой модели Qwen2.5-1.5B.</w:t>
       </w:r>
     </w:p>
     <w:p>
@@ -1347,7 +1347,7 @@
           <w:b w:val="0"/>
           <w:i w:val="0"/>
         </w:rPr>
-        <w:t>EraSeMap не заявляет изобретение lineage graphs, set cover, active testing, temporal model checking, machine unlearning или цифровой подписи. Новизна формулируется уже и проверяемее: это композиция всех обязательств в одном subject-level decision rule, где ни одна локальная квитанция не может самостоятельно создать положительный verdict.</w:t>
+        <w:t>Я не заявляю, что изобрёл графы происхождения, задачу покрытия, активное тестирование, временную проверку моделей, machine unlearning или цифровую подпись. Результат работы уже: эти части соединены в одном правиле решения для конкретного человека, где ни одна локальная квитанция не может самостоятельно объявить удаление завершённым.</w:t>
       </w:r>
     </w:p>
     <w:p>
@@ -1360,7 +1360,7 @@
           <w:b w:val="0"/>
           <w:i w:val="0"/>
         </w:rPr>
-        <w:t xml:space="preserve">В отличие от обычного lineage-аудита, важен не только тип узла, но и пригодный путь от субъекта к активному артефакту. В отличие от model-only unlearning, удаление влияния в модели не закрывает backup, cache или vector index. В отличие от snapshot testing, текущая пустота не доказывает, что restore не вернёт объект. В отличие от универсального обещания, </w:t>
+        <w:t xml:space="preserve">В отличие от обычного аудита происхождения данных, важен не только тип узла, но и пригодный путь от человека к активному артефакту. Удаление влияния в модели не очищает резервную копию, кэш или векторный индекс. Пустой снимок текущего состояния не доказывает, что восстановление не вернёт объект. Вердикт </w:t>
       </w:r>
       <w:r>
         <w:rPr>
@@ -1490,7 +1490,7 @@
           <w:b w:val="0"/>
           <w:i w:val="0"/>
         </w:rPr>
-        <w:t xml:space="preserve"> — subject binding. Для субъекта </w:t>
+        <w:t xml:space="preserve"> — привязка к человеку. Для субъекта </w:t>
       </w:r>
       <w:r>
         <w:rPr>
@@ -1609,7 +1609,7 @@
           <w:b w:val="0"/>
           <w:i w:val="0"/>
         </w:rPr>
-        <w:t>: templates, embeddings, indexes и exports;</w:t>
+        <w:t>: шаблоны, векторные представления, индексы и экспорты;</w:t>
       </w:r>
     </w:p>
     <w:p>
@@ -1651,7 +1651,7 @@
           <w:b w:val="0"/>
           <w:i w:val="0"/>
         </w:rPr>
-        <w:t>: заранее объявленные privacy-proxy проверки;</w:t>
+        <w:t>: заранее объявленные косвенные проверки приватности;</w:t>
       </w:r>
     </w:p>
     <w:p>
@@ -1672,7 +1672,7 @@
           <w:b w:val="0"/>
           <w:i w:val="0"/>
         </w:rPr>
-        <w:t>: качество для retained subjects/tasks;</w:t>
+        <w:t>: качество для оставшихся пользователей и задач;</w:t>
       </w:r>
     </w:p>
     <w:p>
@@ -1714,7 +1714,7 @@
           <w:b w:val="0"/>
           <w:i w:val="0"/>
         </w:rPr>
-        <w:t>: достаточность зарегистрированной instrumentation.</w:t>
+        <w:t>: достаточность зарегистрированных средств наблюдения.</w:t>
       </w:r>
     </w:p>
     <w:p>
@@ -1727,7 +1727,7 @@
           <w:b w:val="0"/>
           <w:i w:val="0"/>
         </w:rPr>
-        <w:t xml:space="preserve">Каждый verifier возвращает </w:t>
+        <w:t xml:space="preserve">Каждая локальная проверка возвращает </w:t>
       </w:r>
       <w:r>
         <w:rPr>
@@ -1807,7 +1807,7 @@
         <w:pStyle w:val="CodeBlock"/>
       </w:pPr>
       <w:r>
-        <w:t xml:space="preserve">    discovery evidence валиден, temporal replay безопасен.</w:t>
+        <w:t xml:space="preserve">    данные поиска действительны, временная проверка безопасна.</w:t>
       </w:r>
     </w:p>
     <w:p>
@@ -1851,7 +1851,7 @@
         <w:pStyle w:val="CodeBlock"/>
       </w:pPr>
       <w:r>
-        <w:t xml:space="preserve">    ни остаток, ни полное удаление нельзя доказать доступным evidence.</w:t>
+        <w:t xml:space="preserve">    доступных данных недостаточно, чтобы доказать остаток или полное удаление.</w:t>
       </w:r>
     </w:p>
     <w:p>
@@ -1864,7 +1864,7 @@
           <w:b w:val="0"/>
           <w:i w:val="0"/>
         </w:rPr>
-        <w:t>Трёхзначность не является интерфейсной деталью: она исключает превращение отсутствующего evidence в ложный успех.</w:t>
+        <w:t>Три результата нужны не только для интерфейса: они не дают превратить отсутствие доказательств в ложный успех.</w:t>
       </w:r>
     </w:p>
     <w:p>
@@ -1893,7 +1893,7 @@
           <w:b w:val="0"/>
           <w:i w:val="0"/>
         </w:rPr>
-        <w:t xml:space="preserve">FIND сначала replay-проверяет зарегистрированный граф. Если карта может быть неполной, adapter выполняет безопасные синтетические пробы: разрешает определённые recovery-операции и наблюдает, какой тестовый субъект, где и когда появился. После каждой пробы остаются только графы, совместимые с trace. Стадия возвращает единственный граф, полный observable path class, </w:t>
+        <w:t xml:space="preserve">FIND сначала повторно проверяет зарегистрированный граф. Если карта может быть неполной, адаптер выполняет безопасные синтетические пробы: разрешает определённые операции восстановления и наблюдает, какой тестовый субъект, где и когда появился. После каждой пробы остаются только графы, совместимые с наблюдением. Стадия возвращает единственный граф, полный наблюдаемый класс путей, </w:t>
       </w:r>
       <w:r>
         <w:rPr>
@@ -1954,7 +1954,7 @@
           <w:b w:val="0"/>
           <w:i w:val="0"/>
         </w:rPr>
-        <w:t xml:space="preserve"> — конечный version space графов, а </w:t>
+        <w:t xml:space="preserve"> — конечное множество возможных графов, а </w:t>
       </w:r>
       <w:r>
         <w:rPr>
@@ -1970,7 +1970,7 @@
           <w:b w:val="0"/>
           <w:i w:val="0"/>
         </w:rPr>
-        <w:t xml:space="preserve"> — trace эксперимента </w:t>
+        <w:t xml:space="preserve"> — наблюдение эксперимента </w:t>
       </w:r>
       <w:r>
         <w:rPr>
@@ -2039,7 +2039,7 @@
           <w:b w:val="0"/>
           <w:i w:val="0"/>
         </w:rPr>
-        <w:t>Exact one-step minimax выбирает допустимую пробу, минимизирующую размер худшего следующего класса с детерминированным tie-break. Это локальная гарантия, а не оптимальность всего adaptive tree.</w:t>
+        <w:t>Точный одноступенчатый minimax выбирает допустимую пробу, которая уменьшает худший следующий класс гипотез; при равенстве используется фиксированное правило. Это гарантия для следующей пробы, а не обещание оптимальности всего дерева.</w:t>
       </w:r>
     </w:p>
     <w:p>
@@ -2124,7 +2124,7 @@
           <w:b w:val="0"/>
           <w:i w:val="0"/>
         </w:rPr>
-        <w:t>. План допустим, если все действия разрешены и replay закрывает каждый активный path и обязательный channel. Выбирается</w:t>
+        <w:t>. План допустим, если все действия разрешены и повторная проверка закрывает каждый активный путь и обязательный канал. Выбирается</w:t>
       </w:r>
     </w:p>
     <w:p>
@@ -2148,7 +2148,7 @@
         <w:pStyle w:val="CodeBlock"/>
       </w:pPr>
       <w:r>
-        <w:t xml:space="preserve">     subject to Feasible(B) = true.</w:t>
+        <w:t xml:space="preserve">     при условии Feasible(B) = true.</w:t>
       </w:r>
     </w:p>
     <w:p>
@@ -2161,7 +2161,7 @@
           <w:b w:val="0"/>
           <w:i w:val="0"/>
         </w:rPr>
-        <w:t xml:space="preserve">При равенстве используется стабильный lexicographic tie-break. Если полного permitted plan нет, выдаётся </w:t>
+        <w:t xml:space="preserve">При равенстве используется стабильный лексикографический порядок. Если полного разрешённого плана нет, выдаётся </w:t>
       </w:r>
       <w:r>
         <w:rPr>
@@ -2206,7 +2206,7 @@
           <w:b w:val="0"/>
           <w:i w:val="0"/>
         </w:rPr>
-        <w:t>Model branch находится внутри ERASE. Candidate unlearning сравнивается с exact retraining по forgetting, retained utility, privacy proxy, deletion-matched distance и recurrence after reload. Общий model pass равен конъюнкции frozen gates. Провал одного gate означает fallback к exact retraining либо незавершённый model channel.</w:t>
+        <w:t>Ветка модели входит в ERASE. Быстрый метод сравнивается с полным переобучением по забыванию удалённых примеров, качеству для оставшихся пользователей, privacy-proxy, расстоянию до переобученной модели и повторному появлению влияния после загрузки. Модель считается прошедшей только при одновременном выполнении всех заранее заданных порогов. Провал одного порога означает переход к полному переобучению или незавершённый модельный канал.</w:t>
       </w:r>
     </w:p>
     <w:p>
@@ -2259,7 +2259,7 @@
           <w:b w:val="0"/>
           <w:i w:val="0"/>
         </w:rPr>
-        <w:t xml:space="preserve"> — зарегистрированные будущие переходы. Требуется, чтобы ни одно достижимое состояние не содержало пригодный residual:</w:t>
+        <w:t xml:space="preserve"> — зарегистрированные будущие переходы. Требуется, чтобы ни одно достижимое состояние не содержало пригодный остаток:</w:t>
       </w:r>
     </w:p>
     <w:p>
@@ -2280,7 +2280,7 @@
           <w:b w:val="0"/>
           <w:i w:val="0"/>
         </w:rPr>
-        <w:t xml:space="preserve">Если replay находит recurrence witness, PROVE возвращает </w:t>
+        <w:t xml:space="preserve">Если повтор операций находит свидетельство возврата, PROVE возвращает </w:t>
       </w:r>
       <w:r>
         <w:rPr>
@@ -2296,7 +2296,7 @@
           <w:b w:val="0"/>
           <w:i w:val="0"/>
         </w:rPr>
-        <w:t xml:space="preserve"> и кратчайший контрпример. Если transition coverage неизвестен, результат </w:t>
+        <w:t xml:space="preserve"> и краткий контрпример. Если полнота переходов неизвестна, результат </w:t>
       </w:r>
       <w:r>
         <w:rPr>
@@ -2312,7 +2312,7 @@
           <w:b w:val="0"/>
           <w:i w:val="0"/>
         </w:rPr>
-        <w:t>. Только безопасный replay разрешает certificate-ready status.</w:t>
+        <w:t>. Сертификат можно выдать только после успешной временной проверки.</w:t>
       </w:r>
     </w:p>
     <w:p>
@@ -2349,7 +2349,7 @@
           <w:b w:val="0"/>
           <w:i w:val="0"/>
         </w:rPr>
-        <w:t xml:space="preserve"> — закрытие physical/model paths, </w:t>
+        <w:t xml:space="preserve"> — закрытие физических и модельных путей, </w:t>
       </w:r>
       <w:r>
         <w:rPr>
@@ -2365,7 +2365,7 @@
           <w:b w:val="0"/>
           <w:i w:val="0"/>
         </w:rPr>
-        <w:t xml:space="preserve"> — валидное discovery evidence, </w:t>
+        <w:t xml:space="preserve"> — действительные данные поиска, </w:t>
       </w:r>
       <w:r>
         <w:rPr>
@@ -2381,7 +2381,7 @@
           <w:b w:val="0"/>
           <w:i w:val="0"/>
         </w:rPr>
-        <w:t xml:space="preserve"> — temporal safety:</w:t>
+        <w:t xml:space="preserve"> — безопасность во времени:</w:t>
       </w:r>
     </w:p>
     <w:p>
@@ -2445,7 +2445,7 @@
           <w:b w:val="0"/>
           <w:i w:val="0"/>
         </w:rPr>
-        <w:t>replayed completion исключает представленные residual paths при полноте topology и sound local verifiers;</w:t>
+        <w:t>завершённая повторная проверка исключает представленные остаточные пути при полноте топологии и корректности локальных проверок;</w:t>
       </w:r>
     </w:p>
     <w:p>
@@ -2464,7 +2464,7 @@
           <w:b w:val="0"/>
           <w:i w:val="0"/>
         </w:rPr>
-        <w:t>exact finite selector выбирает feasible plan не дороже любого другого listed feasible plan;</w:t>
+        <w:t>точный конечный решатель выбирает допустимый план не дороже любого другого перечисленного плана;</w:t>
       </w:r>
     </w:p>
     <w:p>
@@ -2483,7 +2483,7 @@
           <w:b w:val="0"/>
           <w:i w:val="0"/>
         </w:rPr>
-        <w:t>observed transition coverage переносит snapshot absence на все reachable registered states;</w:t>
+        <w:t>наблюдаемые переходы позволяют распространить отсутствие данных на все достижимые зарегистрированные состояния;</w:t>
       </w:r>
     </w:p>
     <w:p>
@@ -2502,7 +2502,7 @@
           <w:b w:val="0"/>
           <w:i w:val="0"/>
         </w:rPr>
-        <w:t>exact temporal selector безопасен и минимален при явной feasibility-soundness obligation.</w:t>
+        <w:t>точный временной решатель безопасен и минимален при явно указанном условии корректности.</w:t>
       </w:r>
     </w:p>
     <w:p>
@@ -2515,28 +2515,44 @@
           <w:b w:val="0"/>
           <w:i w:val="0"/>
         </w:rPr>
-        <w:t>Отдельные checked counterexamples показывают, что скрытый residual возможен без topology coverage и что passed channel бессмыслен без soundness. Python implementation отдельно сравнивается с exhaustive oracles; Lean не доказывает Python semantics, adapters или реальную полноту организации.</w:t>
+        <w:t xml:space="preserve">Отдельные проверенные контрпримеры показывают, что без полной карты может остаться скрытый путь, а статус </w:t>
       </w:r>
-    </w:p>
-    <w:p>
-      <w:pPr>
-        <w:pStyle w:val="Heading1"/>
-      </w:pPr>
       <w:r>
-        <w:t>6. Реализация</w:t>
+        <w:rPr>
+          <w:rFonts w:ascii="Menlo" w:hAnsi="Menlo" w:eastAsia="Menlo" w:cs="Menlo"/>
+          <w:color w:val="173B57"/>
+          <w:sz w:val="19"/>
+        </w:rPr>
+        <w:t>PASS</w:t>
       </w:r>
-    </w:p>
-    <w:p>
-      <w:pPr>
-        <w:widowControl/>
-      </w:pPr>
       <w:r>
         <w:rPr>
           <w:rFonts w:ascii="PT Serif" w:hAnsi="PT Serif" w:eastAsia="PT Serif" w:cs="PT Serif"/>
           <w:b w:val="0"/>
           <w:i w:val="0"/>
         </w:rPr>
-        <w:t xml:space="preserve">Публичный Python entry point </w:t>
+        <w:t xml:space="preserve"> не имеет смысла без корректной локальной проверки. Реализация на Python отдельно сравнивается с полным перебором; Lean не доказывает семантику Python, адаптеры или реальную полноту инфраструктуры организации.</w:t>
+      </w:r>
+    </w:p>
+    <w:p>
+      <w:pPr>
+        <w:pStyle w:val="Heading1"/>
+      </w:pPr>
+      <w:r>
+        <w:t>6. Реализация</w:t>
+      </w:r>
+    </w:p>
+    <w:p>
+      <w:pPr>
+        <w:widowControl/>
+      </w:pPr>
+      <w:r>
+        <w:rPr>
+          <w:rFonts w:ascii="PT Serif" w:hAnsi="PT Serif" w:eastAsia="PT Serif" w:cs="PT Serif"/>
+          <w:b w:val="0"/>
+          <w:i w:val="0"/>
+        </w:rPr>
+        <w:t xml:space="preserve">Публичная функция Python </w:t>
       </w:r>
       <w:r>
         <w:rPr>
@@ -2552,7 +2568,7 @@
           <w:b w:val="0"/>
           <w:i w:val="0"/>
         </w:rPr>
-        <w:t xml:space="preserve"> возвращает три stage results и общий verdict. Service adapters отделены от pure verifier, поэтому алгоритм не выполняет неразрешённые network или destructive calls. Evidence bundles связываются hashes и, где предусмотрено протоколом, Ed25519 signatures. CLI создаёт offline-verifiable showcase и отчёты.</w:t>
+        <w:t xml:space="preserve"> возвращает результаты трёх шагов и общий вердикт. Адаптеры сервисов отделены от чистой проверяющей части, поэтому алгоритм не выполняет неразрешённые сетевые или разрушающие операции. Пакеты доказательств связываются хешами и, где это предусмотрено протоколом, подписями Ed25519. Командная строка создаёт офлайн-демонстрацию и отчёты, которые можно проверить.</w:t>
       </w:r>
     </w:p>
     <w:p>
@@ -2565,7 +2581,7 @@
           <w:b w:val="0"/>
           <w:i w:val="0"/>
         </w:rPr>
-        <w:t>Внутренние названия PCUG, GhostGraph, CDC, RSE и MSC используются только для трассировки evidence и formal namespaces. Они не образуют пять конкурирующих пользовательских алгоритмов.</w:t>
+        <w:t>Названия PCUG, GhostGraph, CDC, RSE и MSC нужны только внутри отчётов и формальной части. Для пользователя это не пять разных алгоритмов, а внутренние обозначения отдельных проверок одного EraSeMap.</w:t>
       </w:r>
     </w:p>
     <w:p>
@@ -2573,7 +2589,7 @@
         <w:pStyle w:val="Heading1"/>
       </w:pPr>
       <w:r>
-        <w:t>7. Методика экспериментов</w:t>
+        <w:t>7. Как проводилась проверка</w:t>
       </w:r>
     </w:p>
     <w:p>
@@ -2594,36 +2610,52 @@
           <w:b w:val="0"/>
           <w:i w:val="0"/>
         </w:rPr>
-        <w:t>Критический риск — false-complete rate:</w:t>
+        <w:t>Критический риск — доля ложных завершений (</w:t>
       </w:r>
-    </w:p>
-    <w:p>
-      <w:pPr>
-        <w:pStyle w:val="CodeBlock"/>
-      </w:pPr>
       <w:r>
-        <w:t>FCR = false COMPLETE / фактически незавершённые случаи.</w:t>
+        <w:rPr>
+          <w:rFonts w:ascii="Menlo" w:hAnsi="Menlo" w:eastAsia="Menlo" w:cs="Menlo"/>
+          <w:color w:val="173B57"/>
+          <w:sz w:val="19"/>
+        </w:rPr>
+        <w:t>false-complete rate</w:t>
       </w:r>
-    </w:p>
-    <w:p>
-      <w:pPr>
-        <w:widowControl/>
-      </w:pPr>
       <w:r>
         <w:rPr>
           <w:rFonts w:ascii="PT Serif" w:hAnsi="PT Serif" w:eastAsia="PT Serif" w:cs="PT Serif"/>
           <w:b w:val="0"/>
           <w:i w:val="0"/>
         </w:rPr>
-        <w:t>Дополнительные метрики: probes, action cost, wall time, bytes written, retained loss, recurrence, oracle mismatches, forgetting, utility и privacy advantage.</w:t>
+        <w:t>):</w:t>
       </w:r>
     </w:p>
     <w:p>
       <w:pPr>
+        <w:pStyle w:val="CodeBlock"/>
+      </w:pPr>
+      <w:r>
+        <w:t>FCR = ложные COMPLETE / фактически незавершённые случаи.</w:t>
+      </w:r>
+    </w:p>
+    <w:p>
+      <w:pPr>
+        <w:widowControl/>
+      </w:pPr>
+      <w:r>
+        <w:rPr>
+          <w:rFonts w:ascii="PT Serif" w:hAnsi="PT Serif" w:eastAsia="PT Serif" w:cs="PT Serif"/>
+          <w:b w:val="0"/>
+          <w:i w:val="0"/>
+        </w:rPr>
+        <w:t>Дополнительные метрики: число проб, стоимость действий, время выполнения, записанные байты, потеря данных остальных пользователей, возвраты, расхождения с полным перебором, забывание, качество и privacy advantage.</w:t>
+      </w:r>
+    </w:p>
+    <w:p>
+      <w:pPr>
         <w:pStyle w:val="Heading2"/>
       </w:pPr>
       <w:r>
-        <w:t>7.2 Evidence layers</w:t>
+        <w:t>7.2 Уровни проверки</w:t>
       </w:r>
     </w:p>
     <w:p>
@@ -2642,7 +2674,7 @@
           <w:b w:val="0"/>
           <w:i w:val="0"/>
         </w:rPr>
-        <w:t>Mechanism stress проверяет различие typed-node и channel-aware path semantics.</w:t>
+        <w:t>Тест механизмов проверяет разницу между аудитом только узлов и проверкой пригодного пути.</w:t>
       </w:r>
     </w:p>
     <w:p>
@@ -2661,7 +2693,7 @@
           <w:b w:val="0"/>
           <w:i w:val="0"/>
         </w:rPr>
-        <w:t>Stock-service transfer использует digest-pinned Keycloak, MLflow и Qdrant на 60 frozen cases.</w:t>
+        <w:t>Перенос на готовые сервисы использует зафиксированные версии Keycloak, MLflow и Qdrant в 60 случаях.</w:t>
       </w:r>
     </w:p>
     <w:p>
@@ -2680,7 +2712,7 @@
           <w:b w:val="0"/>
           <w:i w:val="0"/>
         </w:rPr>
-        <w:t>Bounded hidden graphs сравнивают active minimax, greedy, random и exhaustive FIND.</w:t>
+        <w:t>На ограниченном наборе скрытых графов сравниваются активный поиск, жадная, случайная стратегии и полный перебор.</w:t>
       </w:r>
     </w:p>
     <w:p>
@@ -2699,7 +2731,7 @@
           <w:b w:val="0"/>
           <w:i w:val="0"/>
         </w:rPr>
-        <w:t>Measured multi-service experiment сравнивает targeted ERASE и rebuild-all на real PostgreSQL, Redis, Qdrant, encrypted backup и ridge model.</w:t>
+        <w:t>В опыте с несколькими сервисами сравниваются выбранный ERASE и полная пересборка на PostgreSQL, Redis, зашифрованной резервной копии и ridge-модели.</w:t>
       </w:r>
     </w:p>
     <w:p>
@@ -2718,7 +2750,7 @@
           <w:b w:val="0"/>
           <w:i w:val="0"/>
         </w:rPr>
-        <w:t>Temporal lab проверяет delayed restore, sync, cache/index rebuild и coverage faults.</w:t>
+        <w:t>Временная лаборатория проверяет отложенное восстановление, синхронизацию, пересборку кэша и индекса, а также ошибки неполной регистрации.</w:t>
       </w:r>
     </w:p>
     <w:p>
@@ -2737,7 +2769,7 @@
           <w:b w:val="0"/>
           <w:i w:val="0"/>
         </w:rPr>
-        <w:t>Face experiments проверяют bounded unlearning и retained-user privacy.</w:t>
+        <w:t>Опыты с лицами проверяют ограниченное удаление влияния и качество для оставшихся пользователей.</w:t>
       </w:r>
     </w:p>
     <w:p>
@@ -2756,7 +2788,7 @@
           <w:b w:val="0"/>
           <w:i w:val="0"/>
         </w:rPr>
-        <w:t>Qwen–TOFU проверяет adapter-level learned influence на реальной открытой 1.5B model.</w:t>
+        <w:t>Qwen–TOFU проверяет влияние обучающих примеров на реально доступной модели 1.5B.</w:t>
       </w:r>
     </w:p>
     <w:p>
@@ -2769,7 +2801,7 @@
           <w:b w:val="0"/>
           <w:i w:val="0"/>
         </w:rPr>
-        <w:t>Протоколы, seeds, gates и source hashes фиксировались до соответствующих confirmation runs. Failed results не удаляются и не переписываются.</w:t>
+        <w:t>Протоколы, начальные значения, пороги и хеши исходников фиксировались до подтверждающих запусков. Неудачные результаты сохранены и не переписывались.</w:t>
       </w:r>
     </w:p>
     <w:p>
@@ -2982,7 +3014,7 @@
                 <w:i w:val="0"/>
                 <w:sz w:val="18"/>
               </w:rPr>
-              <w:t xml:space="preserve">Stock-service false </w:t>
+              <w:t xml:space="preserve">Ложный </w:t>
             </w:r>
             <w:r>
               <w:rPr>
@@ -2991,6 +3023,15 @@
                 <w:sz w:val="18"/>
               </w:rPr>
               <w:t>COMPLETE</w:t>
+            </w:r>
+            <w:r>
+              <w:rPr>
+                <w:rFonts w:ascii="PT Sans" w:hAnsi="PT Sans" w:eastAsia="PT Sans" w:cs="PT Sans"/>
+                <w:b w:val="0"/>
+                <w:i w:val="0"/>
+                <w:sz w:val="18"/>
+              </w:rPr>
+              <w:t xml:space="preserve"> на сервисах</w:t>
             </w:r>
           </w:p>
         </w:tc>
@@ -3056,7 +3097,7 @@
                 <w:i w:val="0"/>
                 <w:sz w:val="18"/>
               </w:rPr>
-              <w:t>typed 5/60; native 45/60</w:t>
+              <w:t>аудит узлов 5/60; обычный статус 45/60</w:t>
             </w:r>
           </w:p>
         </w:tc>
@@ -3089,7 +3130,7 @@
                 <w:i w:val="0"/>
                 <w:sz w:val="18"/>
               </w:rPr>
-              <w:t>FIND/coverage предотвращает локальную квитанцию</w:t>
+              <w:t>проверяется путь, а не только ответ команды</w:t>
             </w:r>
           </w:p>
         </w:tc>
@@ -3128,7 +3169,7 @@
                 <w:i w:val="0"/>
                 <w:sz w:val="18"/>
               </w:rPr>
-              <w:t>Hidden-graph probe budget</w:t>
+              <w:t>Число проб для скрытого графа</w:t>
             </w:r>
           </w:p>
         </w:tc>
@@ -3196,7 +3237,7 @@
                 <w:i w:val="0"/>
                 <w:sz w:val="18"/>
               </w:rPr>
-              <w:t>greedy 7; random 13; exhaustive 49</w:t>
+              <w:t>жадная 7; случайная 13; полный перебор 49</w:t>
             </w:r>
           </w:p>
         </w:tc>
@@ -3230,7 +3271,7 @@
                 <w:i w:val="0"/>
                 <w:sz w:val="18"/>
               </w:rPr>
-              <w:t>выигрыш против random/exhaustive, ничья с greedy</w:t>
+              <w:t>выигрыш против случайной и полного перебора; с жадной — ничья</w:t>
             </w:r>
           </w:p>
         </w:tc>
@@ -3268,7 +3309,7 @@
                 <w:i w:val="0"/>
                 <w:sz w:val="18"/>
               </w:rPr>
-              <w:t>Exact action conformance</w:t>
+              <w:t>Совпадение решателя действий</w:t>
             </w:r>
           </w:p>
         </w:tc>
@@ -3334,7 +3375,7 @@
                 <w:i w:val="0"/>
                 <w:sz w:val="18"/>
               </w:rPr>
-              <w:t>exhaustive oracle</w:t>
+              <w:t>полный перебор</w:t>
             </w:r>
           </w:p>
         </w:tc>
@@ -3367,7 +3408,7 @@
                 <w:i w:val="0"/>
                 <w:sz w:val="18"/>
               </w:rPr>
-              <w:t>0 mismatches в bounded domain</w:t>
+              <w:t>расхождений в ограниченной задаче нет</w:t>
             </w:r>
           </w:p>
         </w:tc>
@@ -3406,7 +3447,7 @@
                 <w:i w:val="0"/>
                 <w:sz w:val="18"/>
               </w:rPr>
-              <w:t>Targeted execution time</w:t>
+              <w:t>Время выполнения плана</w:t>
             </w:r>
           </w:p>
         </w:tc>
@@ -3474,7 +3515,7 @@
                 <w:i w:val="0"/>
                 <w:sz w:val="18"/>
               </w:rPr>
-              <w:t>rebuild-all 100%</w:t>
+              <w:t>полная пересборка 100%</w:t>
             </w:r>
           </w:p>
         </w:tc>
@@ -3508,7 +3549,7 @@
                 <w:i w:val="0"/>
                 <w:sz w:val="18"/>
               </w:rPr>
-              <w:t>17,64× geometric speedup</w:t>
+              <w:t>план в 17,64 раза быстрее</w:t>
             </w:r>
           </w:p>
         </w:tc>
@@ -3546,7 +3587,7 @@
                 <w:i w:val="0"/>
                 <w:sz w:val="18"/>
               </w:rPr>
-              <w:t>Written bytes</w:t>
+              <w:t>Записанные байты</w:t>
             </w:r>
           </w:p>
         </w:tc>
@@ -3612,7 +3653,7 @@
                 <w:i w:val="0"/>
                 <w:sz w:val="18"/>
               </w:rPr>
-              <w:t>rebuild-all 100%</w:t>
+              <w:t>полная пересборка 100%</w:t>
             </w:r>
           </w:p>
         </w:tc>
@@ -3645,7 +3686,7 @@
                 <w:i w:val="0"/>
                 <w:sz w:val="18"/>
               </w:rPr>
-              <w:t>94,62% reduction</w:t>
+              <w:t>на 94,62% меньше</w:t>
             </w:r>
           </w:p>
         </w:tc>
@@ -3684,7 +3725,7 @@
                 <w:i w:val="0"/>
                 <w:sz w:val="18"/>
               </w:rPr>
-              <w:t>Temporal risk detection</w:t>
+              <w:t>Поиск временных рисков</w:t>
             </w:r>
           </w:p>
         </w:tc>
@@ -3752,7 +3793,7 @@
                 <w:i w:val="0"/>
                 <w:sz w:val="18"/>
               </w:rPr>
-              <w:t>snapshot 0/30</w:t>
+              <w:t>снимок состояния 0/30</w:t>
             </w:r>
           </w:p>
         </w:tc>
@@ -3786,7 +3827,7 @@
                 <w:i w:val="0"/>
                 <w:sz w:val="18"/>
               </w:rPr>
-              <w:t>PROVE проверяет более сильный future claim</w:t>
+              <w:t>найдены будущие возвраты</w:t>
             </w:r>
           </w:p>
         </w:tc>
@@ -3824,7 +3865,7 @@
                 <w:i w:val="0"/>
                 <w:sz w:val="18"/>
               </w:rPr>
-              <w:t>Post-control recurrence</w:t>
+              <w:t>Возврат после контроля</w:t>
             </w:r>
           </w:p>
         </w:tc>
@@ -3890,7 +3931,7 @@
                 <w:i w:val="0"/>
                 <w:sz w:val="18"/>
               </w:rPr>
-              <w:t>no control 30/30</w:t>
+              <w:t>без контроля 30/30</w:t>
             </w:r>
           </w:p>
         </w:tc>
@@ -3923,7 +3964,7 @@
                 <w:i w:val="0"/>
                 <w:sz w:val="18"/>
               </w:rPr>
-              <w:t>registered controls закрыли frozen risks</w:t>
+              <w:t>проверенные действия закрыли эти риски</w:t>
             </w:r>
           </w:p>
         </w:tc>
@@ -3962,7 +4003,7 @@
                 <w:i w:val="0"/>
                 <w:sz w:val="18"/>
               </w:rPr>
-              <w:t>Exact temporal conformance</w:t>
+              <w:t>Совпадение временного решателя</w:t>
             </w:r>
           </w:p>
         </w:tc>
@@ -4030,7 +4071,7 @@
                 <w:i w:val="0"/>
                 <w:sz w:val="18"/>
               </w:rPr>
-              <w:t>exhaustive oracle</w:t>
+              <w:t>полный перебор</w:t>
             </w:r>
           </w:p>
         </w:tc>
@@ -4064,7 +4105,7 @@
                 <w:i w:val="0"/>
                 <w:sz w:val="18"/>
               </w:rPr>
-              <w:t>0 mismatches в bounded domain</w:t>
+              <w:t>расхождений в ограниченной задаче нет</w:t>
             </w:r>
           </w:p>
         </w:tc>
@@ -4085,7 +4126,7 @@
           <w:b w:val="0"/>
           <w:i w:val="0"/>
         </w:rPr>
-        <w:t>Все 20 paired real-process cases сохранили completion и retained data. Frozen transfer также дал 0 retained loss и 0 post-control recurrence.</w:t>
+        <w:t>Во всех 20 парных опытах локальные процессы завершились, а данные остальных пользователей сохранились. В проверке переноса также не было потери retained-данных и возвратов после контроля.</w:t>
       </w:r>
     </w:p>
     <w:p>
@@ -4093,7 +4134,7 @@
         <w:pStyle w:val="Heading2"/>
       </w:pPr>
       <w:r>
-        <w:t>8.1 Model channel</w:t>
+        <w:t>8.1 Проверка модели</w:t>
       </w:r>
     </w:p>
     <w:p>
@@ -4106,7 +4147,7 @@
           <w:b w:val="0"/>
           <w:i w:val="0"/>
         </w:rPr>
-        <w:t>Bounded face experiments дали положительное project-authored evidence, включая preregistered sequential retained-user privacy gates. Однако это не certified privacy.</w:t>
+        <w:t>В опытах с лицами получены положительные результаты на данных, подготовленных проектом, включая последовательную проверку качества для оставшихся пользователей. Это не сертифицированное доказательство конфиденциальности.</w:t>
       </w:r>
     </w:p>
     <w:p>
@@ -4119,7 +4160,7 @@
           <w:b w:val="0"/>
           <w:i w:val="0"/>
         </w:rPr>
-        <w:t xml:space="preserve">Qwen v1 проверил три seeds и завершился </w:t>
+        <w:t xml:space="preserve">Qwen v1 проверил три начальных значения и завершился </w:t>
       </w:r>
       <w:r>
         <w:rPr>
@@ -4135,7 +4176,23 @@
           <w:b w:val="0"/>
           <w:i w:val="0"/>
         </w:rPr>
-        <w:t>: candidate приблизился к exact по части метрик, но не выполнил одновременно forgetting и world-utility требования. Qwen v2 использовал author-disjoint development selection и пять untouched confirmation seeds; candidate был быстрее минимум в 30,48 раза и имел нулевую recurrence after reload, но overscrubbing и несколько exact-matching/utility gates провалились. Итоговый model verdict для fast candidates остаётся incomplete; exact adapter retraining является reference fallback. Это не ухудшает логику EraSeMap, а демонстрирует её отказоустойчивость.</w:t>
+        <w:t xml:space="preserve">: кандидат приблизился к полному переобучению по части метрик, но одновременно не выполнил требования по забыванию и качеству для остальных задач. В Qwen v2 выбор параметров отделён от подтверждения пятью новыми начальными значениями; кандидат был минимум в 30,48 раза быстрее и не вернул влияние после загрузки, но чрезмерно затронул другие примеры и провалил несколько проверок совпадения и качества. Поэтому быстрый кандидат получил </w:t>
+      </w:r>
+      <w:r>
+        <w:rPr>
+          <w:rFonts w:ascii="Menlo" w:hAnsi="Menlo" w:eastAsia="Menlo" w:cs="Menlo"/>
+          <w:color w:val="173B57"/>
+          <w:sz w:val="19"/>
+        </w:rPr>
+        <w:t>FAIL</w:t>
+      </w:r>
+      <w:r>
+        <w:rPr>
+          <w:rFonts w:ascii="PT Serif" w:hAnsi="PT Serif" w:eastAsia="PT Serif" w:cs="PT Serif"/>
+          <w:b w:val="0"/>
+          <w:i w:val="0"/>
+        </w:rPr>
+        <w:t>, а полное переобучение адаптера осталось запасным вариантом. Так и должна работать защитная проверка.</w:t>
       </w:r>
     </w:p>
     <w:p>
@@ -4205,7 +4262,7 @@
           <w:b w:val="0"/>
           <w:i w:val="0"/>
         </w:rPr>
-        <w:t>Главный результат — не универсальное превосходство одного численного метода. EraSeMap связывает разные evidence types так, чтобы слабая локальная метрика не могла закрыть весь deletion request. Например, низкий membership score не доказывает удаление backup, а пустой snapshot не доказывает отсутствие future restore.</w:t>
+        <w:t>Главный результат — не обещание превосходства над любым численным методом. EraSeMap связывает разные виды свидетельств, поэтому слабая локальная метрика не закрывает весь запрос на удаление. Например, низкий показатель membership-атаки не доказывает удаление резервной копии, а пустой снимок не доказывает, что будущее восстановление невозможно.</w:t>
       </w:r>
     </w:p>
     <w:p>
@@ -4218,7 +4275,7 @@
           <w:b w:val="0"/>
           <w:i w:val="0"/>
         </w:rPr>
-        <w:t>Active FIND уменьшает число диагностических проб, но strong greedy baseline получил ничью на frozen catalogue; эта ничья сохраняется. Targeted ERASE показывает большой systems saving против rebuild-all, однако на одной локальной машине. PROVE расширяет утверждение во времени, но только при transition coverage. Таким образом, каждая сильная цифра сопровождается собственной границей.</w:t>
+        <w:t>Активный FIND уменьшает число диагностических проб, но жадная базовая стратегия дала такую же цифру на зафиксированном наборе; это не скрывается. Выбранный ERASE экономит время по сравнению с полной пересборкой, но измерение сделано на одной локальной машине. PROVE проверяет будущее только там, где переходы зарегистрированы. Поэтому у каждой цифры есть своя граница.</w:t>
       </w:r>
     </w:p>
     <w:p>
@@ -4239,7 +4296,7 @@
           <w:b w:val="0"/>
           <w:i w:val="0"/>
         </w:rPr>
-        <w:t>Hidden graphs, mappings, faults и execution созданы проектом; accepted external run отсутствует.</w:t>
+        <w:t>Скрытые графы, соответствия, ошибки и запуск созданы проектом; внешнего принятого запуска нет.</w:t>
       </w:r>
     </w:p>
     <w:p>
@@ -4252,7 +4309,7 @@
           <w:b w:val="0"/>
           <w:i w:val="0"/>
         </w:rPr>
-        <w:t>Stock services реальны, но subjects синтетические или публичные, а не customer records.</w:t>
+        <w:t>Сервисы настоящие, но субъекты синтетические или публичные, а не записи клиентов.</w:t>
       </w:r>
     </w:p>
     <w:p>
@@ -4265,7 +4322,7 @@
           <w:b w:val="0"/>
           <w:i w:val="0"/>
         </w:rPr>
-        <w:t>Bounded catalogue не покрывает произвольную секретную инфраструктуру.</w:t>
+        <w:t>Ограниченный список не покрывает произвольную секретную инфраструктуру.</w:t>
       </w:r>
     </w:p>
     <w:p>
@@ -4278,7 +4335,7 @@
           <w:b w:val="0"/>
           <w:i w:val="0"/>
         </w:rPr>
-        <w:t>Local verifier может быть неверным; signature защищает целостность, но не истинность измерения.</w:t>
+        <w:t>Локальный проверяющий код может содержать ошибку; подпись защищает файл от подмены, но не доказывает правильность самого измерения.</w:t>
       </w:r>
     </w:p>
     <w:p>
@@ -4291,7 +4348,7 @@
           <w:b w:val="0"/>
           <w:i w:val="0"/>
         </w:rPr>
-        <w:t>Performance измерен на одной локальной конфигурации.</w:t>
+        <w:t>Скорость измерена на одной локальной конфигурации.</w:t>
       </w:r>
     </w:p>
     <w:p>
@@ -4304,7 +4361,7 @@
           <w:b w:val="0"/>
           <w:i w:val="0"/>
         </w:rPr>
-        <w:t>Face privacy experiment не является certified privacy.</w:t>
+        <w:t>Опыт с приватностью лиц не является сертификацией приватности.</w:t>
       </w:r>
     </w:p>
     <w:p>
@@ -4317,7 +4374,7 @@
           <w:b w:val="0"/>
           <w:i w:val="0"/>
         </w:rPr>
-        <w:t>Qwen experiments относятся к adapter influence, а не к удалению из pretraining Qwen.</w:t>
+        <w:t>Опыты Qwen относятся к влиянию адаптера, а не к удалению из исходного предобучения Qwen.</w:t>
       </w:r>
     </w:p>
     <w:p>
@@ -4330,7 +4387,7 @@
           <w:b w:val="0"/>
           <w:i w:val="0"/>
         </w:rPr>
-        <w:t>Production FaceID, eGov, KYC, bank или government deployment не проводился.</w:t>
+        <w:t>Внедрение в FaceID, eGov, KYC, банк или государственную систему не проводилось.</w:t>
       </w:r>
     </w:p>
     <w:p>
@@ -4351,7 +4408,7 @@
           <w:b w:val="0"/>
           <w:i w:val="0"/>
         </w:rPr>
-        <w:t>Публичные демонстрации используют synthetic identities или открытые datasets. Active probes должны быть разрешены владельцем системы, изолированы и не затрагивать retained users. EraSeMap нельзя использовать для ложного compliance: scope сертификата, UNKNOWN channels и instrumentation gaps должны оставаться видимыми.</w:t>
+        <w:t>Публичные демонстрации используют синтетические личности или открытые наборы данных. Тестовые пробы нужно заранее согласовать с владельцем системы, проводить изолированно и не направлять на данные оставшихся пользователей. EraSeMap нельзя использовать для формального отчёта «для галочки»: в нём должны быть видны граница сертификата, неизвестные каналы и пробелы в регистрации.</w:t>
       </w:r>
     </w:p>
     <w:p>
@@ -4404,7 +4461,7 @@
           <w:b w:val="0"/>
           <w:i w:val="0"/>
         </w:rPr>
-        <w:t xml:space="preserve">Release gate включает Ruff, strict mypy, pytest с coverage не ниже 90%, build, frozen evidence verifiers, oracle comparisons и Lean. External hidden challenge имеет отдельный blind handoff; текущий результат </w:t>
+        <w:t xml:space="preserve">Проверка релиза включает Ruff, strict mypy, pytest с покрытием не ниже 90%, сборку, проверяющие скрипты для зафиксированных данных, сравнение с полным перебором и Lean. Для внешней скрытой проверки подготовлен отдельный пакет; результат пока </w:t>
       </w:r>
       <w:r>
         <w:rPr>
@@ -4441,7 +4498,7 @@
           <w:b w:val="0"/>
           <w:i w:val="0"/>
         </w:rPr>
-        <w:t>EraSeMap превращает удаление данных из локальной команды в один проверяемый процесс. FIND находит зарегистрированные и bounded hidden paths; ERASE закрывает физические и model branches минимальным достаточным планом; PROVE проверяет future regeneration и разрешает scoped certificate. Формальные свойства условны и явно ограничены assumptions; реальные отрицательные ML results сохранены. Такой дизайн лучше поддерживает честное решение в FaceID/eGov/KYC-подобных системах, но production и независимость остаются следующими этапами, а не готовыми claims.</w:t>
+        <w:t>EraSeMap превращает удаление данных из одной команды в последовательную проверку. FIND находит зарегистрированные и ограниченно скрытые пути; ERASE закрывает физические и модельные ветви самым дешёвым достаточным планом; PROVE проверяет возможность будущего восстановления и выдаёт сертификат только в оговорённых пределах. Формальные свойства зависят от явно указанных предположений, а отрицательные результаты по ML сохранены. Внедрение в FaceID/eGov-подобные системы и независимая проверка остаются следующими шагами, а не готовыми результатами.</w:t>
       </w:r>
     </w:p>
     <w:p>
@@ -4817,7 +4874,7 @@
                 <w:i w:val="0"/>
                 <w:sz w:val="18"/>
               </w:rPr>
-              <w:t>зарегистрированный typed erasure graph</w:t>
+              <w:t>зарегистрированный типизированный граф удаления</w:t>
             </w:r>
           </w:p>
         </w:tc>
@@ -4889,7 +4946,7 @@
                 <w:i w:val="0"/>
                 <w:sz w:val="18"/>
               </w:rPr>
-              <w:t>субъект одного deletion request</w:t>
+              <w:t>человек, к которому относится запрос на удаление</w:t>
             </w:r>
           </w:p>
         </w:tc>
@@ -5031,7 +5088,7 @@
                 <w:i w:val="0"/>
                 <w:sz w:val="18"/>
               </w:rPr>
-              <w:t>обязательные verifier channels</w:t>
+              <w:t>обязательные каналы проверки</w:t>
             </w:r>
           </w:p>
         </w:tc>
@@ -5101,7 +5158,7 @@
                 <w:i w:val="0"/>
                 <w:sz w:val="18"/>
               </w:rPr>
-              <w:t>конечный каталог candidate actions</w:t>
+              <w:t>конечный каталог возможных действий</w:t>
             </w:r>
           </w:p>
         </w:tc>
@@ -5173,7 +5230,7 @@
                 <w:i w:val="0"/>
                 <w:sz w:val="18"/>
               </w:rPr>
-              <w:t>минимальный feasible action set</w:t>
+              <w:t>минимальный допустимый набор действий</w:t>
             </w:r>
           </w:p>
         </w:tc>
@@ -5243,7 +5300,7 @@
                 <w:i w:val="0"/>
                 <w:sz w:val="18"/>
               </w:rPr>
-              <w:t>bounded version space recovery graphs</w:t>
+              <w:t>ограниченное множество возможных графов восстановления</w:t>
             </w:r>
           </w:p>
         </w:tc>
@@ -5385,7 +5442,7 @@
                 <w:i w:val="0"/>
                 <w:sz w:val="18"/>
               </w:rPr>
-              <w:t>false-complete rate</w:t>
+              <w:t>доля ложных завершений</w:t>
             </w:r>
           </w:p>
         </w:tc>
@@ -5401,7 +5458,7 @@
         <w:pStyle w:val="Heading1"/>
       </w:pPr>
       <w:r>
-        <w:t>Приложение B. Claim–evidence map</w:t>
+        <w:t>Приложение B. Связь утверждений и результатов</w:t>
       </w:r>
     </w:p>
     <w:tbl>
@@ -5462,7 +5519,7 @@
                 <w:i w:val="0"/>
                 <w:sz w:val="18"/>
               </w:rPr>
-              <w:t>Claim</w:t>
+              <w:t>Утверждение</w:t>
             </w:r>
           </w:p>
         </w:tc>
@@ -5497,7 +5554,7 @@
                 <w:i w:val="0"/>
                 <w:sz w:val="18"/>
               </w:rPr>
-              <w:t>Evidence</w:t>
+              <w:t>Результат</w:t>
             </w:r>
           </w:p>
         </w:tc>
@@ -5570,7 +5627,7 @@
                 <w:i w:val="0"/>
                 <w:sz w:val="18"/>
               </w:rPr>
-              <w:t>Replayed completion условно sound</w:t>
+              <w:t>Повторная проверка условно корректна</w:t>
             </w:r>
           </w:p>
         </w:tc>
@@ -5603,7 +5660,7 @@
                 <w:i w:val="0"/>
                 <w:sz w:val="18"/>
               </w:rPr>
-              <w:t>Lean theorem и counterexamples</w:t>
+              <w:t>теорема Lean и контрпримеры</w:t>
             </w:r>
           </w:p>
         </w:tc>
@@ -5636,7 +5693,7 @@
                 <w:i w:val="0"/>
                 <w:sz w:val="18"/>
               </w:rPr>
-              <w:t>зависит от topology/verifier assumptions</w:t>
+              <w:t>зависит от полноты топологии и корректности проверок</w:t>
             </w:r>
           </w:p>
         </w:tc>
@@ -5675,7 +5732,7 @@
                 <w:i w:val="0"/>
                 <w:sz w:val="18"/>
               </w:rPr>
-              <w:t>Exact ERASE минимален</w:t>
+              <w:t>ERASE выбирает минимальный план</w:t>
             </w:r>
           </w:p>
         </w:tc>
@@ -5709,7 +5766,7 @@
                 <w:i w:val="0"/>
                 <w:sz w:val="18"/>
               </w:rPr>
-              <w:t>Lean + 3072/3072 oracle matches</w:t>
+              <w:t>Lean и 3072/3072 совпадений с полным перебором</w:t>
             </w:r>
           </w:p>
         </w:tc>
@@ -5743,7 +5800,7 @@
                 <w:i w:val="0"/>
                 <w:sz w:val="18"/>
               </w:rPr>
-              <w:t>finite registered catalogue</w:t>
+              <w:t>конечный зарегистрированный каталог</w:t>
             </w:r>
           </w:p>
         </w:tc>
@@ -5781,7 +5838,7 @@
                 <w:i w:val="0"/>
                 <w:sz w:val="18"/>
               </w:rPr>
-              <w:t>PROVE temporal-safe</w:t>
+              <w:t>PROVE безопасен во времени</w:t>
             </w:r>
           </w:p>
         </w:tc>
@@ -5814,7 +5871,7 @@
                 <w:i w:val="0"/>
                 <w:sz w:val="18"/>
               </w:rPr>
-              <w:t>Lean + 16 384/16 384 oracle matches</w:t>
+              <w:t>Lean и 16 384/16 384 совпадений с полным перебором</w:t>
             </w:r>
           </w:p>
         </w:tc>
@@ -5847,7 +5904,7 @@
                 <w:i w:val="0"/>
                 <w:sz w:val="18"/>
               </w:rPr>
-              <w:t>registered transition coverage</w:t>
+              <w:t>только зарегистрированные переходы</w:t>
             </w:r>
           </w:p>
         </w:tc>
@@ -5886,7 +5943,7 @@
                 <w:i w:val="0"/>
                 <w:sz w:val="18"/>
               </w:rPr>
-              <w:t>FIND уменьшает probe budget</w:t>
+              <w:t>FIND уменьшает число проб</w:t>
             </w:r>
           </w:p>
         </w:tc>
@@ -5920,7 +5977,7 @@
                 <w:i w:val="0"/>
                 <w:sz w:val="18"/>
               </w:rPr>
-              <w:t>7 vs 13 random vs 49 exhaustive</w:t>
+              <w:t>7 против 13 у случайной стратегии и 49 у полного перебора</w:t>
             </w:r>
           </w:p>
         </w:tc>
@@ -5954,7 +6011,7 @@
                 <w:i w:val="0"/>
                 <w:sz w:val="18"/>
               </w:rPr>
-              <w:t>finite project-authored catalogue; greedy tie</w:t>
+              <w:t>конечный набор проекта; с жадной стратегией ничья</w:t>
             </w:r>
           </w:p>
         </w:tc>
@@ -5992,7 +6049,7 @@
                 <w:i w:val="0"/>
                 <w:sz w:val="18"/>
               </w:rPr>
-              <w:t>Targeted ERASE дешевле rebuild-all</w:t>
+              <w:t>Выбранный ERASE дешевле полной пересборки</w:t>
             </w:r>
           </w:p>
         </w:tc>
@@ -6025,7 +6082,7 @@
                 <w:i w:val="0"/>
                 <w:sz w:val="18"/>
               </w:rPr>
-              <w:t>17,64× и −94,62% bytes</w:t>
+              <w:t>ускорение 17,64× и на 94,62% меньше байтов</w:t>
             </w:r>
           </w:p>
         </w:tc>
@@ -6058,7 +6115,7 @@
                 <w:i w:val="0"/>
                 <w:sz w:val="18"/>
               </w:rPr>
-              <w:t>одна local system, synthetic identities</w:t>
+              <w:t>одна локальная система, синтетические личности</w:t>
             </w:r>
           </w:p>
         </w:tc>
@@ -6097,7 +6154,7 @@
                 <w:i w:val="0"/>
                 <w:sz w:val="18"/>
               </w:rPr>
-              <w:t>Fast Qwen unlearning успешен</w:t>
+              <w:t>Быстрое удаление влияния из Qwen успешно</w:t>
             </w:r>
           </w:p>
         </w:tc>
@@ -6173,7 +6230,7 @@
                 <w:i w:val="0"/>
                 <w:sz w:val="18"/>
               </w:rPr>
-              <w:t>exact retraining остаётся fallback</w:t>
+              <w:t>полное переобучение остаётся запасным вариантом</w:t>
             </w:r>
           </w:p>
         </w:tc>
@@ -6211,7 +6268,7 @@
                 <w:i w:val="0"/>
                 <w:sz w:val="18"/>
               </w:rPr>
-              <w:t>External hidden generalization</w:t>
+              <w:t>Перенос на независимый скрытый набор</w:t>
             </w:r>
           </w:p>
         </w:tc>
@@ -6244,7 +6301,7 @@
                 <w:i w:val="0"/>
                 <w:sz w:val="18"/>
               </w:rPr>
-              <w:t>protocol ready</w:t>
+              <w:t>протокол готов</w:t>
             </w:r>
           </w:p>
         </w:tc>
@@ -6315,7 +6372,7 @@
                 <w:i w:val="0"/>
                 <w:sz w:val="18"/>
               </w:rPr>
-              <w:t>Production FaceID/eGov</w:t>
+              <w:t>Внедрение в FaceID/eGov</w:t>
             </w:r>
           </w:p>
         </w:tc>
@@ -6349,7 +6406,7 @@
                 <w:i w:val="0"/>
                 <w:sz w:val="18"/>
               </w:rPr>
-              <w:t>pilot protocol only</w:t>
+              <w:t>есть только протокол пилота</w:t>
             </w:r>
           </w:p>
         </w:tc>

--- a/competition/submission/Nurlanuly_Dulat_EraSeMap_Nauchnaya_Rabota_RU.docx
+++ b/competition/submission/Nurlanuly_Dulat_EraSeMap_Nauchnaya_Rabota_RU.docx
@@ -36,7 +36,7 @@
         <w:rPr>
           <w:rFonts w:ascii="PT Sans" w:hAnsi="PT Sans" w:eastAsia="PT Sans" w:cs="PT Sans"/>
           <w:b/>
-          <w:color w:val="2E6388"/>
+          <w:color w:val="2C6F63"/>
           <w:sz w:val="22"/>
         </w:rPr>
         <w:t>НАУЧНО-ИССЛЕДОВАТЕЛЬСКАЯ РАБОТА</w:t>
@@ -51,7 +51,7 @@
         <w:rPr>
           <w:rFonts w:ascii="PT Sans" w:hAnsi="PT Sans" w:eastAsia="PT Sans" w:cs="PT Sans"/>
           <w:b/>
-          <w:color w:val="173B57"/>
+          <w:color w:val="173F38"/>
           <w:sz w:val="54"/>
         </w:rPr>
         <w:t>EraSeMap: проверяемое удаление персональных данных из распределённых систем и моделей машинного обучения</w:t>
@@ -66,7 +66,7 @@
         <w:rPr>
           <w:rFonts w:ascii="PT Sans" w:hAnsi="PT Sans" w:eastAsia="PT Sans" w:cs="PT Sans"/>
           <w:i/>
-          <w:color w:val="64748B"/>
+          <w:color w:val="5B7069"/>
           <w:sz w:val="28"/>
         </w:rPr>
         <w:t>Единый алгоритм FIND–ERASE–PROVE</w:t>
@@ -116,7 +116,7 @@
               <w:rPr>
                 <w:rFonts w:ascii="PT Sans" w:hAnsi="PT Sans" w:eastAsia="PT Sans" w:cs="PT Sans"/>
                 <w:b/>
-                <w:color w:val="64748B"/>
+                <w:color w:val="5B7069"/>
                 <w:sz w:val="22"/>
               </w:rPr>
               <w:t>Автор</w:t>
@@ -143,7 +143,7 @@
               <w:rPr>
                 <w:rFonts w:ascii="PT Sans" w:hAnsi="PT Sans" w:eastAsia="PT Sans" w:cs="PT Sans"/>
                 <w:b w:val="0"/>
-                <w:color w:val="1F2933"/>
+                <w:color w:val="173F38"/>
                 <w:sz w:val="22"/>
               </w:rPr>
               <w:t>Нұрланұлы Дулат, 9 «Б» класс</w:t>
@@ -172,7 +172,7 @@
               <w:rPr>
                 <w:rFonts w:ascii="PT Sans" w:hAnsi="PT Sans" w:eastAsia="PT Sans" w:cs="PT Sans"/>
                 <w:b/>
-                <w:color w:val="64748B"/>
+                <w:color w:val="5B7069"/>
                 <w:sz w:val="22"/>
               </w:rPr>
               <w:t>Организация</w:t>
@@ -199,7 +199,7 @@
               <w:rPr>
                 <w:rFonts w:ascii="PT Sans" w:hAnsi="PT Sans" w:eastAsia="PT Sans" w:cs="PT Sans"/>
                 <w:b w:val="0"/>
-                <w:color w:val="1F2933"/>
+                <w:color w:val="173F38"/>
                 <w:sz w:val="22"/>
               </w:rPr>
               <w:t>КГУ «Специализированный лицей-интернат „Білім-инновация“» Управления образования города Алматы</w:t>
@@ -228,7 +228,7 @@
               <w:rPr>
                 <w:rFonts w:ascii="PT Sans" w:hAnsi="PT Sans" w:eastAsia="PT Sans" w:cs="PT Sans"/>
                 <w:b/>
-                <w:color w:val="64748B"/>
+                <w:color w:val="5B7069"/>
                 <w:sz w:val="22"/>
               </w:rPr>
               <w:t>Направление</w:t>
@@ -255,7 +255,7 @@
               <w:rPr>
                 <w:rFonts w:ascii="PT Sans" w:hAnsi="PT Sans" w:eastAsia="PT Sans" w:cs="PT Sans"/>
                 <w:b w:val="0"/>
-                <w:color w:val="1F2933"/>
+                <w:color w:val="173F38"/>
                 <w:sz w:val="22"/>
               </w:rPr>
               <w:t>Направление II — математическое моделирование экономических и социальных процессов</w:t>
@@ -284,7 +284,7 @@
               <w:rPr>
                 <w:rFonts w:ascii="PT Sans" w:hAnsi="PT Sans" w:eastAsia="PT Sans" w:cs="PT Sans"/>
                 <w:b/>
-                <w:color w:val="64748B"/>
+                <w:color w:val="5B7069"/>
                 <w:sz w:val="22"/>
               </w:rPr>
               <w:t>Секция</w:t>
@@ -311,7 +311,7 @@
               <w:rPr>
                 <w:rFonts w:ascii="PT Sans" w:hAnsi="PT Sans" w:eastAsia="PT Sans" w:cs="PT Sans"/>
                 <w:b w:val="0"/>
-                <w:color w:val="1F2933"/>
+                <w:color w:val="173F38"/>
                 <w:sz w:val="22"/>
               </w:rPr>
               <w:t>Секция: информатика</w:t>
@@ -340,7 +340,7 @@
               <w:rPr>
                 <w:rFonts w:ascii="PT Sans" w:hAnsi="PT Sans" w:eastAsia="PT Sans" w:cs="PT Sans"/>
                 <w:b/>
-                <w:color w:val="64748B"/>
+                <w:color w:val="5B7069"/>
                 <w:sz w:val="22"/>
               </w:rPr>
               <w:t>Научный руководитель</w:t>
@@ -367,7 +367,7 @@
               <w:rPr>
                 <w:rFonts w:ascii="PT Sans" w:hAnsi="PT Sans" w:eastAsia="PT Sans" w:cs="PT Sans"/>
                 <w:b w:val="0"/>
-                <w:color w:val="1F2933"/>
+                <w:color w:val="173F38"/>
                 <w:sz w:val="22"/>
               </w:rPr>
               <w:t>Смағұл Ерзат Айдынұлы, учитель информатики</w:t>
@@ -385,7 +385,7 @@
         <w:rPr>
           <w:rFonts w:ascii="PT Sans" w:hAnsi="PT Sans" w:eastAsia="PT Sans" w:cs="PT Sans"/>
           <w:b/>
-          <w:color w:val="64748B"/>
+          <w:color w:val="5B7069"/>
           <w:sz w:val="22"/>
         </w:rPr>
         <w:t>Алматы, 2026</w:t>
@@ -416,7 +416,7 @@
       <w:r>
         <w:rPr>
           <w:rFonts w:ascii="PT Sans" w:hAnsi="PT Sans" w:eastAsia="PT Sans" w:cs="PT Sans"/>
-          <w:color w:val="1F2933"/>
+          <w:color w:val="173F38"/>
           <w:sz w:val="21"/>
         </w:rPr>
         <w:t>Аннотация</w:t>
@@ -435,7 +435,7 @@
       <w:r>
         <w:rPr>
           <w:rFonts w:ascii="PT Sans" w:hAnsi="PT Sans" w:eastAsia="PT Sans" w:cs="PT Sans"/>
-          <w:color w:val="1F2933"/>
+          <w:color w:val="173F38"/>
           <w:sz w:val="21"/>
         </w:rPr>
         <w:t>Abstract</w:t>
@@ -454,7 +454,7 @@
       <w:r>
         <w:rPr>
           <w:rFonts w:ascii="PT Sans" w:hAnsi="PT Sans" w:eastAsia="PT Sans" w:cs="PT Sans"/>
-          <w:color w:val="1F2933"/>
+          <w:color w:val="173F38"/>
           <w:sz w:val="21"/>
         </w:rPr>
         <w:t>1. Введение</w:t>
@@ -473,7 +473,7 @@
       <w:r>
         <w:rPr>
           <w:rFonts w:ascii="PT Sans" w:hAnsi="PT Sans" w:eastAsia="PT Sans" w:cs="PT Sans"/>
-          <w:color w:val="1F2933"/>
+          <w:color w:val="173F38"/>
           <w:sz w:val="21"/>
         </w:rPr>
         <w:t>2. Предшествующие работы и граница новизны</w:t>
@@ -492,7 +492,7 @@
       <w:r>
         <w:rPr>
           <w:rFonts w:ascii="PT Sans" w:hAnsi="PT Sans" w:eastAsia="PT Sans" w:cs="PT Sans"/>
-          <w:color w:val="1F2933"/>
+          <w:color w:val="173F38"/>
           <w:sz w:val="21"/>
         </w:rPr>
         <w:t>3. Модель системы</w:t>
@@ -511,7 +511,7 @@
       <w:r>
         <w:rPr>
           <w:rFonts w:ascii="PT Sans" w:hAnsi="PT Sans" w:eastAsia="PT Sans" w:cs="PT Sans"/>
-          <w:color w:val="1F2933"/>
+          <w:color w:val="173F38"/>
           <w:sz w:val="21"/>
         </w:rPr>
         <w:t>4. Единый алгоритм EraSeMap</w:t>
@@ -530,7 +530,7 @@
       <w:r>
         <w:rPr>
           <w:rFonts w:ascii="PT Sans" w:hAnsi="PT Sans" w:eastAsia="PT Sans" w:cs="PT Sans"/>
-          <w:color w:val="1F2933"/>
+          <w:color w:val="173F38"/>
           <w:sz w:val="21"/>
         </w:rPr>
         <w:t>5. Формальные свойства</w:t>
@@ -549,7 +549,7 @@
       <w:r>
         <w:rPr>
           <w:rFonts w:ascii="PT Sans" w:hAnsi="PT Sans" w:eastAsia="PT Sans" w:cs="PT Sans"/>
-          <w:color w:val="1F2933"/>
+          <w:color w:val="173F38"/>
           <w:sz w:val="21"/>
         </w:rPr>
         <w:t>6. Реализация</w:t>
@@ -568,7 +568,7 @@
       <w:r>
         <w:rPr>
           <w:rFonts w:ascii="PT Sans" w:hAnsi="PT Sans" w:eastAsia="PT Sans" w:cs="PT Sans"/>
-          <w:color w:val="1F2933"/>
+          <w:color w:val="173F38"/>
           <w:sz w:val="21"/>
         </w:rPr>
         <w:t>7. Методика экспериментов</w:t>
@@ -587,7 +587,7 @@
       <w:r>
         <w:rPr>
           <w:rFonts w:ascii="PT Sans" w:hAnsi="PT Sans" w:eastAsia="PT Sans" w:cs="PT Sans"/>
-          <w:color w:val="1F2933"/>
+          <w:color w:val="173F38"/>
           <w:sz w:val="21"/>
         </w:rPr>
         <w:t>8. Результаты</w:t>
@@ -606,7 +606,7 @@
       <w:r>
         <w:rPr>
           <w:rFonts w:ascii="PT Sans" w:hAnsi="PT Sans" w:eastAsia="PT Sans" w:cs="PT Sans"/>
-          <w:color w:val="1F2933"/>
+          <w:color w:val="173F38"/>
           <w:sz w:val="21"/>
         </w:rPr>
         <w:t>9. Обсуждение</w:t>
@@ -625,7 +625,7 @@
       <w:r>
         <w:rPr>
           <w:rFonts w:ascii="PT Sans" w:hAnsi="PT Sans" w:eastAsia="PT Sans" w:cs="PT Sans"/>
-          <w:color w:val="1F2933"/>
+          <w:color w:val="173F38"/>
           <w:sz w:val="21"/>
         </w:rPr>
         <w:t>10. Ограничения и угрозы валидности</w:t>
@@ -644,7 +644,7 @@
       <w:r>
         <w:rPr>
           <w:rFonts w:ascii="PT Sans" w:hAnsi="PT Sans" w:eastAsia="PT Sans" w:cs="PT Sans"/>
-          <w:color w:val="1F2933"/>
+          <w:color w:val="173F38"/>
           <w:sz w:val="21"/>
         </w:rPr>
         <w:t>11. Этика и ответственное применение</w:t>
@@ -663,7 +663,7 @@
       <w:r>
         <w:rPr>
           <w:rFonts w:ascii="PT Sans" w:hAnsi="PT Sans" w:eastAsia="PT Sans" w:cs="PT Sans"/>
-          <w:color w:val="1F2933"/>
+          <w:color w:val="173F38"/>
           <w:sz w:val="21"/>
         </w:rPr>
         <w:t>12. Воспроизводимость</w:t>
@@ -682,7 +682,7 @@
       <w:r>
         <w:rPr>
           <w:rFonts w:ascii="PT Sans" w:hAnsi="PT Sans" w:eastAsia="PT Sans" w:cs="PT Sans"/>
-          <w:color w:val="1F2933"/>
+          <w:color w:val="173F38"/>
           <w:sz w:val="21"/>
         </w:rPr>
         <w:t>13. Заключение</w:t>
@@ -701,7 +701,7 @@
       <w:r>
         <w:rPr>
           <w:rFonts w:ascii="PT Sans" w:hAnsi="PT Sans" w:eastAsia="PT Sans" w:cs="PT Sans"/>
-          <w:color w:val="1F2933"/>
+          <w:color w:val="173F38"/>
           <w:sz w:val="21"/>
         </w:rPr>
         <w:t>Список литературы</w:t>
@@ -720,7 +720,7 @@
       <w:r>
         <w:rPr>
           <w:rFonts w:ascii="PT Sans" w:hAnsi="PT Sans" w:eastAsia="PT Sans" w:cs="PT Sans"/>
-          <w:color w:val="1F2933"/>
+          <w:color w:val="173F38"/>
           <w:sz w:val="21"/>
         </w:rPr>
         <w:t>Приложения</w:t>
@@ -817,7 +817,7 @@
       <w:r>
         <w:rPr>
           <w:rFonts w:ascii="Menlo" w:hAnsi="Menlo" w:eastAsia="Menlo" w:cs="Menlo"/>
-          <w:color w:val="173B57"/>
+          <w:color w:val="173F38"/>
           <w:sz w:val="19"/>
         </w:rPr>
         <w:t>COMPLETE_WITHIN_ENVELOPE</w:t>
@@ -833,7 +833,7 @@
       <w:r>
         <w:rPr>
           <w:rFonts w:ascii="Menlo" w:hAnsi="Menlo" w:eastAsia="Menlo" w:cs="Menlo"/>
-          <w:color w:val="173B57"/>
+          <w:color w:val="173F38"/>
           <w:sz w:val="19"/>
         </w:rPr>
         <w:t>INCOMPLETE</w:t>
@@ -849,7 +849,7 @@
       <w:r>
         <w:rPr>
           <w:rFonts w:ascii="Menlo" w:hAnsi="Menlo" w:eastAsia="Menlo" w:cs="Menlo"/>
-          <w:color w:val="173B57"/>
+          <w:color w:val="173F38"/>
           <w:sz w:val="19"/>
         </w:rPr>
         <w:t>UNVERIFIED</w:t>
@@ -878,7 +878,7 @@
       <w:r>
         <w:rPr>
           <w:rFonts w:ascii="Menlo" w:hAnsi="Menlo" w:eastAsia="Menlo" w:cs="Menlo"/>
-          <w:color w:val="173B57"/>
+          <w:color w:val="173F38"/>
           <w:sz w:val="19"/>
         </w:rPr>
         <w:t>COMPLETE</w:t>
@@ -997,7 +997,7 @@
       <w:r>
         <w:rPr>
           <w:rFonts w:ascii="Menlo" w:hAnsi="Menlo" w:eastAsia="Menlo" w:cs="Menlo"/>
-          <w:color w:val="173B57"/>
+          <w:color w:val="173F38"/>
           <w:sz w:val="19"/>
         </w:rPr>
         <w:t>COMPLETE_WITHIN_ENVELOPE</w:t>
@@ -1013,7 +1013,7 @@
       <w:r>
         <w:rPr>
           <w:rFonts w:ascii="Menlo" w:hAnsi="Menlo" w:eastAsia="Menlo" w:cs="Menlo"/>
-          <w:color w:val="173B57"/>
+          <w:color w:val="173F38"/>
           <w:sz w:val="19"/>
         </w:rPr>
         <w:t>INCOMPLETE</w:t>
@@ -1029,7 +1029,7 @@
       <w:r>
         <w:rPr>
           <w:rFonts w:ascii="Menlo" w:hAnsi="Menlo" w:eastAsia="Menlo" w:cs="Menlo"/>
-          <w:color w:val="173B57"/>
+          <w:color w:val="173F38"/>
           <w:sz w:val="19"/>
         </w:rPr>
         <w:t>UNVERIFIED</w:t>
@@ -1058,7 +1058,7 @@
       <w:r>
         <w:rPr>
           <w:rFonts w:ascii="Menlo" w:hAnsi="Menlo" w:eastAsia="Menlo" w:cs="Menlo"/>
-          <w:color w:val="173B57"/>
+          <w:color w:val="173F38"/>
           <w:sz w:val="19"/>
         </w:rPr>
         <w:t>COMPLETE</w:t>
@@ -1365,7 +1365,7 @@
       <w:r>
         <w:rPr>
           <w:rFonts w:ascii="Menlo" w:hAnsi="Menlo" w:eastAsia="Menlo" w:cs="Menlo"/>
-          <w:color w:val="173B57"/>
+          <w:color w:val="173F38"/>
           <w:sz w:val="19"/>
         </w:rPr>
         <w:t>COMPLETE_WITHIN_ENVELOPE</w:t>
@@ -1431,7 +1431,7 @@
       <w:r>
         <w:rPr>
           <w:rFonts w:ascii="Menlo" w:hAnsi="Menlo" w:eastAsia="Menlo" w:cs="Menlo"/>
-          <w:color w:val="173B57"/>
+          <w:color w:val="173F38"/>
           <w:sz w:val="19"/>
         </w:rPr>
         <w:t>V</w:t>
@@ -1447,7 +1447,7 @@
       <w:r>
         <w:rPr>
           <w:rFonts w:ascii="Menlo" w:hAnsi="Menlo" w:eastAsia="Menlo" w:cs="Menlo"/>
-          <w:color w:val="173B57"/>
+          <w:color w:val="173F38"/>
           <w:sz w:val="19"/>
         </w:rPr>
         <w:t>E</w:t>
@@ -1463,7 +1463,7 @@
       <w:r>
         <w:rPr>
           <w:rFonts w:ascii="Menlo" w:hAnsi="Menlo" w:eastAsia="Menlo" w:cs="Menlo"/>
-          <w:color w:val="173B57"/>
+          <w:color w:val="173F38"/>
           <w:sz w:val="19"/>
         </w:rPr>
         <w:t>τ</w:t>
@@ -1479,7 +1479,7 @@
       <w:r>
         <w:rPr>
           <w:rFonts w:ascii="Menlo" w:hAnsi="Menlo" w:eastAsia="Menlo" w:cs="Menlo"/>
-          <w:color w:val="173B57"/>
+          <w:color w:val="173F38"/>
           <w:sz w:val="19"/>
         </w:rPr>
         <w:t>s</w:t>
@@ -1495,7 +1495,7 @@
       <w:r>
         <w:rPr>
           <w:rFonts w:ascii="Menlo" w:hAnsi="Menlo" w:eastAsia="Menlo" w:cs="Menlo"/>
-          <w:color w:val="173B57"/>
+          <w:color w:val="173F38"/>
           <w:sz w:val="19"/>
         </w:rPr>
         <w:t>u</w:t>
@@ -1511,7 +1511,7 @@
       <w:r>
         <w:rPr>
           <w:rFonts w:ascii="Menlo" w:hAnsi="Menlo" w:eastAsia="Menlo" w:cs="Menlo"/>
-          <w:color w:val="173B57"/>
+          <w:color w:val="173F38"/>
           <w:sz w:val="19"/>
         </w:rPr>
         <w:t>Rᵤ(G)</w:t>
@@ -1527,7 +1527,7 @@
       <w:r>
         <w:rPr>
           <w:rFonts w:ascii="Menlo" w:hAnsi="Menlo" w:eastAsia="Menlo" w:cs="Menlo"/>
-          <w:color w:val="173B57"/>
+          <w:color w:val="173F38"/>
           <w:sz w:val="19"/>
         </w:rPr>
         <w:t>u</w:t>
@@ -1556,7 +1556,7 @@
       <w:r>
         <w:rPr>
           <w:rFonts w:ascii="Menlo" w:hAnsi="Menlo" w:eastAsia="Menlo" w:cs="Menlo"/>
-          <w:color w:val="173B57"/>
+          <w:color w:val="173F38"/>
           <w:sz w:val="19"/>
         </w:rPr>
         <w:t>Cᵤ</w:t>
@@ -1577,7 +1577,7 @@
       <w:r>
         <w:rPr>
           <w:rFonts w:ascii="Menlo" w:hAnsi="Menlo" w:eastAsia="Menlo" w:cs="Menlo"/>
-          <w:color w:val="173B57"/>
+          <w:color w:val="173F38"/>
           <w:sz w:val="19"/>
         </w:rPr>
         <w:t>physical</w:t>
@@ -1598,7 +1598,7 @@
       <w:r>
         <w:rPr>
           <w:rFonts w:ascii="Menlo" w:hAnsi="Menlo" w:eastAsia="Menlo" w:cs="Menlo"/>
-          <w:color w:val="173B57"/>
+          <w:color w:val="173F38"/>
           <w:sz w:val="19"/>
         </w:rPr>
         <w:t>derivative</w:t>
@@ -1619,7 +1619,7 @@
       <w:r>
         <w:rPr>
           <w:rFonts w:ascii="Menlo" w:hAnsi="Menlo" w:eastAsia="Menlo" w:cs="Menlo"/>
-          <w:color w:val="173B57"/>
+          <w:color w:val="173F38"/>
           <w:sz w:val="19"/>
         </w:rPr>
         <w:t>model</w:t>
@@ -1640,7 +1640,7 @@
       <w:r>
         <w:rPr>
           <w:rFonts w:ascii="Menlo" w:hAnsi="Menlo" w:eastAsia="Menlo" w:cs="Menlo"/>
-          <w:color w:val="173B57"/>
+          <w:color w:val="173F38"/>
           <w:sz w:val="19"/>
         </w:rPr>
         <w:t>privacy</w:t>
@@ -1661,7 +1661,7 @@
       <w:r>
         <w:rPr>
           <w:rFonts w:ascii="Menlo" w:hAnsi="Menlo" w:eastAsia="Menlo" w:cs="Menlo"/>
-          <w:color w:val="173B57"/>
+          <w:color w:val="173F38"/>
           <w:sz w:val="19"/>
         </w:rPr>
         <w:t>utility</w:t>
@@ -1682,7 +1682,7 @@
       <w:r>
         <w:rPr>
           <w:rFonts w:ascii="Menlo" w:hAnsi="Menlo" w:eastAsia="Menlo" w:cs="Menlo"/>
-          <w:color w:val="173B57"/>
+          <w:color w:val="173F38"/>
           <w:sz w:val="19"/>
         </w:rPr>
         <w:t>temporal</w:t>
@@ -1703,7 +1703,7 @@
       <w:r>
         <w:rPr>
           <w:rFonts w:ascii="Menlo" w:hAnsi="Menlo" w:eastAsia="Menlo" w:cs="Menlo"/>
-          <w:color w:val="173B57"/>
+          <w:color w:val="173F38"/>
           <w:sz w:val="19"/>
         </w:rPr>
         <w:t>coverage</w:t>
@@ -1732,7 +1732,7 @@
       <w:r>
         <w:rPr>
           <w:rFonts w:ascii="Menlo" w:hAnsi="Menlo" w:eastAsia="Menlo" w:cs="Menlo"/>
-          <w:color w:val="173B57"/>
+          <w:color w:val="173F38"/>
           <w:sz w:val="19"/>
         </w:rPr>
         <w:t>PASS</w:t>
@@ -1748,7 +1748,7 @@
       <w:r>
         <w:rPr>
           <w:rFonts w:ascii="Menlo" w:hAnsi="Menlo" w:eastAsia="Menlo" w:cs="Menlo"/>
-          <w:color w:val="173B57"/>
+          <w:color w:val="173F38"/>
           <w:sz w:val="19"/>
         </w:rPr>
         <w:t>FAIL</w:t>
@@ -1764,7 +1764,7 @@
       <w:r>
         <w:rPr>
           <w:rFonts w:ascii="Menlo" w:hAnsi="Menlo" w:eastAsia="Menlo" w:cs="Menlo"/>
-          <w:color w:val="173B57"/>
+          <w:color w:val="173F38"/>
           <w:sz w:val="19"/>
         </w:rPr>
         <w:t>UNKNOWN</w:t>
@@ -1898,7 +1898,7 @@
       <w:r>
         <w:rPr>
           <w:rFonts w:ascii="Menlo" w:hAnsi="Menlo" w:eastAsia="Menlo" w:cs="Menlo"/>
-          <w:color w:val="173B57"/>
+          <w:color w:val="173F38"/>
           <w:sz w:val="19"/>
         </w:rPr>
         <w:t>OUT_OF_HYPOTHESIS</w:t>
@@ -1914,7 +1914,7 @@
       <w:r>
         <w:rPr>
           <w:rFonts w:ascii="Menlo" w:hAnsi="Menlo" w:eastAsia="Menlo" w:cs="Menlo"/>
-          <w:color w:val="173B57"/>
+          <w:color w:val="173F38"/>
           <w:sz w:val="19"/>
         </w:rPr>
         <w:t>UNVERIFIED</w:t>
@@ -1943,7 +1943,7 @@
       <w:r>
         <w:rPr>
           <w:rFonts w:ascii="Menlo" w:hAnsi="Menlo" w:eastAsia="Menlo" w:cs="Menlo"/>
-          <w:color w:val="173B57"/>
+          <w:color w:val="173F38"/>
           <w:sz w:val="19"/>
         </w:rPr>
         <w:t>H</w:t>
@@ -1959,7 +1959,7 @@
       <w:r>
         <w:rPr>
           <w:rFonts w:ascii="Menlo" w:hAnsi="Menlo" w:eastAsia="Menlo" w:cs="Menlo"/>
-          <w:color w:val="173B57"/>
+          <w:color w:val="173F38"/>
           <w:sz w:val="19"/>
         </w:rPr>
         <w:t>Obs(q,h)</w:t>
@@ -1975,7 +1975,7 @@
       <w:r>
         <w:rPr>
           <w:rFonts w:ascii="Menlo" w:hAnsi="Menlo" w:eastAsia="Menlo" w:cs="Menlo"/>
-          <w:color w:val="173B57"/>
+          <w:color w:val="173F38"/>
           <w:sz w:val="19"/>
         </w:rPr>
         <w:t>q</w:t>
@@ -1991,7 +1991,7 @@
       <w:r>
         <w:rPr>
           <w:rFonts w:ascii="Menlo" w:hAnsi="Menlo" w:eastAsia="Menlo" w:cs="Menlo"/>
-          <w:color w:val="173B57"/>
+          <w:color w:val="173F38"/>
           <w:sz w:val="19"/>
         </w:rPr>
         <w:t>h</w:t>
@@ -2007,7 +2007,7 @@
       <w:r>
         <w:rPr>
           <w:rFonts w:ascii="Menlo" w:hAnsi="Menlo" w:eastAsia="Menlo" w:cs="Menlo"/>
-          <w:color w:val="173B57"/>
+          <w:color w:val="173F38"/>
           <w:sz w:val="19"/>
         </w:rPr>
         <w:t>o</w:t>
@@ -2065,7 +2065,7 @@
       <w:r>
         <w:rPr>
           <w:rFonts w:ascii="Menlo" w:hAnsi="Menlo" w:eastAsia="Menlo" w:cs="Menlo"/>
-          <w:color w:val="173B57"/>
+          <w:color w:val="173F38"/>
           <w:sz w:val="19"/>
         </w:rPr>
         <w:t>A</w:t>
@@ -2081,7 +2081,7 @@
       <w:r>
         <w:rPr>
           <w:rFonts w:ascii="Menlo" w:hAnsi="Menlo" w:eastAsia="Menlo" w:cs="Menlo"/>
-          <w:color w:val="173B57"/>
+          <w:color w:val="173F38"/>
           <w:sz w:val="19"/>
         </w:rPr>
         <w:t>c(a) ≥ 0</w:t>
@@ -2097,7 +2097,7 @@
       <w:r>
         <w:rPr>
           <w:rFonts w:ascii="Menlo" w:hAnsi="Menlo" w:eastAsia="Menlo" w:cs="Menlo"/>
-          <w:color w:val="173B57"/>
+          <w:color w:val="173F38"/>
           <w:sz w:val="19"/>
         </w:rPr>
         <w:t>Apply(G,B)</w:t>
@@ -2113,7 +2113,7 @@
       <w:r>
         <w:rPr>
           <w:rFonts w:ascii="Menlo" w:hAnsi="Menlo" w:eastAsia="Menlo" w:cs="Menlo"/>
-          <w:color w:val="173B57"/>
+          <w:color w:val="173F38"/>
           <w:sz w:val="19"/>
         </w:rPr>
         <w:t>B ⊆ A</w:t>
@@ -2166,7 +2166,7 @@
       <w:r>
         <w:rPr>
           <w:rFonts w:ascii="Menlo" w:hAnsi="Menlo" w:eastAsia="Menlo" w:cs="Menlo"/>
-          <w:color w:val="173B57"/>
+          <w:color w:val="173F38"/>
           <w:sz w:val="19"/>
         </w:rPr>
         <w:t>INCOMPLETE</w:t>
@@ -2182,7 +2182,7 @@
       <w:r>
         <w:rPr>
           <w:rFonts w:ascii="Menlo" w:hAnsi="Menlo" w:eastAsia="Menlo" w:cs="Menlo"/>
-          <w:color w:val="173B57"/>
+          <w:color w:val="173F38"/>
           <w:sz w:val="19"/>
         </w:rPr>
         <w:t>UNVERIFIED</w:t>
@@ -2232,7 +2232,7 @@
       <w:r>
         <w:rPr>
           <w:rFonts w:ascii="Menlo" w:hAnsi="Menlo" w:eastAsia="Menlo" w:cs="Menlo"/>
-          <w:color w:val="173B57"/>
+          <w:color w:val="173F38"/>
           <w:sz w:val="19"/>
         </w:rPr>
         <w:t>q₀</w:t>
@@ -2248,7 +2248,7 @@
       <w:r>
         <w:rPr>
           <w:rFonts w:ascii="Menlo" w:hAnsi="Menlo" w:eastAsia="Menlo" w:cs="Menlo"/>
-          <w:color w:val="173B57"/>
+          <w:color w:val="173F38"/>
           <w:sz w:val="19"/>
         </w:rPr>
         <w:t>δ</w:t>
@@ -2285,7 +2285,7 @@
       <w:r>
         <w:rPr>
           <w:rFonts w:ascii="Menlo" w:hAnsi="Menlo" w:eastAsia="Menlo" w:cs="Menlo"/>
-          <w:color w:val="173B57"/>
+          <w:color w:val="173F38"/>
           <w:sz w:val="19"/>
         </w:rPr>
         <w:t>INCOMPLETE</w:t>
@@ -2301,7 +2301,7 @@
       <w:r>
         <w:rPr>
           <w:rFonts w:ascii="Menlo" w:hAnsi="Menlo" w:eastAsia="Menlo" w:cs="Menlo"/>
-          <w:color w:val="173B57"/>
+          <w:color w:val="173F38"/>
           <w:sz w:val="19"/>
         </w:rPr>
         <w:t>UNVERIFIED</w:t>
@@ -2338,7 +2338,7 @@
       <w:r>
         <w:rPr>
           <w:rFonts w:ascii="Menlo" w:hAnsi="Menlo" w:eastAsia="Menlo" w:cs="Menlo"/>
-          <w:color w:val="173B57"/>
+          <w:color w:val="173F38"/>
           <w:sz w:val="19"/>
         </w:rPr>
         <w:t>P</w:t>
@@ -2354,7 +2354,7 @@
       <w:r>
         <w:rPr>
           <w:rFonts w:ascii="Menlo" w:hAnsi="Menlo" w:eastAsia="Menlo" w:cs="Menlo"/>
-          <w:color w:val="173B57"/>
+          <w:color w:val="173F38"/>
           <w:sz w:val="19"/>
         </w:rPr>
         <w:t>D</w:t>
@@ -2370,7 +2370,7 @@
       <w:r>
         <w:rPr>
           <w:rFonts w:ascii="Menlo" w:hAnsi="Menlo" w:eastAsia="Menlo" w:cs="Menlo"/>
-          <w:color w:val="173B57"/>
+          <w:color w:val="173F38"/>
           <w:sz w:val="19"/>
         </w:rPr>
         <w:t>T</w:t>
@@ -2415,7 +2415,7 @@
       <w:r>
         <w:rPr>
           <w:rFonts w:ascii="Menlo" w:hAnsi="Menlo" w:eastAsia="Menlo" w:cs="Menlo"/>
-          <w:color w:val="173B57"/>
+          <w:color w:val="173F38"/>
           <w:sz w:val="19"/>
         </w:rPr>
         <w:t>sorryAx</w:t>
@@ -2520,7 +2520,7 @@
       <w:r>
         <w:rPr>
           <w:rFonts w:ascii="Menlo" w:hAnsi="Menlo" w:eastAsia="Menlo" w:cs="Menlo"/>
-          <w:color w:val="173B57"/>
+          <w:color w:val="173F38"/>
           <w:sz w:val="19"/>
         </w:rPr>
         <w:t>PASS</w:t>
@@ -2557,7 +2557,7 @@
       <w:r>
         <w:rPr>
           <w:rFonts w:ascii="Menlo" w:hAnsi="Menlo" w:eastAsia="Menlo" w:cs="Menlo"/>
-          <w:color w:val="173B57"/>
+          <w:color w:val="173F38"/>
           <w:sz w:val="19"/>
         </w:rPr>
         <w:t>run_erasemap</w:t>
@@ -2615,7 +2615,7 @@
       <w:r>
         <w:rPr>
           <w:rFonts w:ascii="Menlo" w:hAnsi="Menlo" w:eastAsia="Menlo" w:cs="Menlo"/>
-          <w:color w:val="173B57"/>
+          <w:color w:val="173F38"/>
           <w:sz w:val="19"/>
         </w:rPr>
         <w:t>false-complete rate</w:t>
@@ -2821,12 +2821,12 @@
         <w:tblLook w:firstColumn="1" w:firstRow="1" w:lastColumn="0" w:lastRow="0" w:noHBand="0" w:noVBand="1" w:val="04A0"/>
         <w:tblInd w:w="120" w:type="dxa"/>
         <w:tblBorders>
-          <w:top w:val="single" w:sz="6" w:space="0" w:color="CBD5E1"/>
-          <w:left w:val="single" w:sz="6" w:space="0" w:color="CBD5E1"/>
-          <w:bottom w:val="single" w:sz="6" w:space="0" w:color="CBD5E1"/>
-          <w:right w:val="single" w:sz="6" w:space="0" w:color="CBD5E1"/>
-          <w:insideH w:val="single" w:sz="6" w:space="0" w:color="CBD5E1"/>
-          <w:insideV w:val="single" w:sz="6" w:space="0" w:color="CBD5E1"/>
+          <w:top w:val="single" w:sz="6" w:space="0" w:color="CBDAD3"/>
+          <w:left w:val="single" w:sz="6" w:space="0" w:color="CBDAD3"/>
+          <w:bottom w:val="single" w:sz="6" w:space="0" w:color="CBDAD3"/>
+          <w:right w:val="single" w:sz="6" w:space="0" w:color="CBDAD3"/>
+          <w:insideH w:val="single" w:sz="6" w:space="0" w:color="CBDAD3"/>
+          <w:insideV w:val="single" w:sz="6" w:space="0" w:color="CBDAD3"/>
         </w:tblBorders>
       </w:tblPr>
       <w:tblGrid>
@@ -2850,7 +2850,7 @@
               <w:end w:w="120" w:type="dxa"/>
             </w:tcMar>
             <w:vAlign w:val="center"/>
-            <w:shd w:fill="EAF1F7"/>
+            <w:shd w:fill="E8F2ED"/>
           </w:tcPr>
           <w:p>
             <w:pPr>
@@ -2885,7 +2885,7 @@
               <w:end w:w="120" w:type="dxa"/>
             </w:tcMar>
             <w:vAlign w:val="center"/>
-            <w:shd w:fill="EAF1F7"/>
+            <w:shd w:fill="E8F2ED"/>
           </w:tcPr>
           <w:p>
             <w:pPr>
@@ -2920,7 +2920,7 @@
               <w:end w:w="120" w:type="dxa"/>
             </w:tcMar>
             <w:vAlign w:val="center"/>
-            <w:shd w:fill="EAF1F7"/>
+            <w:shd w:fill="E8F2ED"/>
           </w:tcPr>
           <w:p>
             <w:pPr>
@@ -2955,7 +2955,7 @@
               <w:end w:w="120" w:type="dxa"/>
             </w:tcMar>
             <w:vAlign w:val="center"/>
-            <w:shd w:fill="EAF1F7"/>
+            <w:shd w:fill="E8F2ED"/>
           </w:tcPr>
           <w:p>
             <w:pPr>
@@ -3019,7 +3019,7 @@
             <w:r>
               <w:rPr>
                 <w:rFonts w:ascii="PT Sans" w:hAnsi="PT Sans" w:eastAsia="PT Sans" w:cs="PT Sans"/>
-                <w:color w:val="173B57"/>
+                <w:color w:val="173F38"/>
                 <w:sz w:val="18"/>
               </w:rPr>
               <w:t>COMPLETE</w:t>
@@ -3149,7 +3149,7 @@
               <w:end w:w="120" w:type="dxa"/>
             </w:tcMar>
             <w:vAlign w:val="center"/>
-            <w:shd w:fill="F5F8FB"/>
+            <w:shd w:fill="F4F8F6"/>
           </w:tcPr>
           <w:p>
             <w:pPr>
@@ -3183,7 +3183,7 @@
               <w:end w:w="120" w:type="dxa"/>
             </w:tcMar>
             <w:vAlign w:val="center"/>
-            <w:shd w:fill="F5F8FB"/>
+            <w:shd w:fill="F4F8F6"/>
           </w:tcPr>
           <w:p>
             <w:pPr>
@@ -3217,7 +3217,7 @@
               <w:end w:w="120" w:type="dxa"/>
             </w:tcMar>
             <w:vAlign w:val="center"/>
-            <w:shd w:fill="F5F8FB"/>
+            <w:shd w:fill="F4F8F6"/>
           </w:tcPr>
           <w:p>
             <w:pPr>
@@ -3251,7 +3251,7 @@
               <w:end w:w="120" w:type="dxa"/>
             </w:tcMar>
             <w:vAlign w:val="center"/>
-            <w:shd w:fill="F5F8FB"/>
+            <w:shd w:fill="F4F8F6"/>
           </w:tcPr>
           <w:p>
             <w:pPr>
@@ -3427,7 +3427,7 @@
               <w:end w:w="120" w:type="dxa"/>
             </w:tcMar>
             <w:vAlign w:val="center"/>
-            <w:shd w:fill="F5F8FB"/>
+            <w:shd w:fill="F4F8F6"/>
           </w:tcPr>
           <w:p>
             <w:pPr>
@@ -3461,7 +3461,7 @@
               <w:end w:w="120" w:type="dxa"/>
             </w:tcMar>
             <w:vAlign w:val="center"/>
-            <w:shd w:fill="F5F8FB"/>
+            <w:shd w:fill="F4F8F6"/>
           </w:tcPr>
           <w:p>
             <w:pPr>
@@ -3495,7 +3495,7 @@
               <w:end w:w="120" w:type="dxa"/>
             </w:tcMar>
             <w:vAlign w:val="center"/>
-            <w:shd w:fill="F5F8FB"/>
+            <w:shd w:fill="F4F8F6"/>
           </w:tcPr>
           <w:p>
             <w:pPr>
@@ -3529,7 +3529,7 @@
               <w:end w:w="120" w:type="dxa"/>
             </w:tcMar>
             <w:vAlign w:val="center"/>
-            <w:shd w:fill="F5F8FB"/>
+            <w:shd w:fill="F4F8F6"/>
           </w:tcPr>
           <w:p>
             <w:pPr>
@@ -3705,7 +3705,7 @@
               <w:end w:w="120" w:type="dxa"/>
             </w:tcMar>
             <w:vAlign w:val="center"/>
-            <w:shd w:fill="F5F8FB"/>
+            <w:shd w:fill="F4F8F6"/>
           </w:tcPr>
           <w:p>
             <w:pPr>
@@ -3739,7 +3739,7 @@
               <w:end w:w="120" w:type="dxa"/>
             </w:tcMar>
             <w:vAlign w:val="center"/>
-            <w:shd w:fill="F5F8FB"/>
+            <w:shd w:fill="F4F8F6"/>
           </w:tcPr>
           <w:p>
             <w:pPr>
@@ -3773,7 +3773,7 @@
               <w:end w:w="120" w:type="dxa"/>
             </w:tcMar>
             <w:vAlign w:val="center"/>
-            <w:shd w:fill="F5F8FB"/>
+            <w:shd w:fill="F4F8F6"/>
           </w:tcPr>
           <w:p>
             <w:pPr>
@@ -3807,7 +3807,7 @@
               <w:end w:w="120" w:type="dxa"/>
             </w:tcMar>
             <w:vAlign w:val="center"/>
-            <w:shd w:fill="F5F8FB"/>
+            <w:shd w:fill="F4F8F6"/>
           </w:tcPr>
           <w:p>
             <w:pPr>
@@ -3983,7 +3983,7 @@
               <w:end w:w="120" w:type="dxa"/>
             </w:tcMar>
             <w:vAlign w:val="center"/>
-            <w:shd w:fill="F5F8FB"/>
+            <w:shd w:fill="F4F8F6"/>
           </w:tcPr>
           <w:p>
             <w:pPr>
@@ -4017,7 +4017,7 @@
               <w:end w:w="120" w:type="dxa"/>
             </w:tcMar>
             <w:vAlign w:val="center"/>
-            <w:shd w:fill="F5F8FB"/>
+            <w:shd w:fill="F4F8F6"/>
           </w:tcPr>
           <w:p>
             <w:pPr>
@@ -4051,7 +4051,7 @@
               <w:end w:w="120" w:type="dxa"/>
             </w:tcMar>
             <w:vAlign w:val="center"/>
-            <w:shd w:fill="F5F8FB"/>
+            <w:shd w:fill="F4F8F6"/>
           </w:tcPr>
           <w:p>
             <w:pPr>
@@ -4085,7 +4085,7 @@
               <w:end w:w="120" w:type="dxa"/>
             </w:tcMar>
             <w:vAlign w:val="center"/>
-            <w:shd w:fill="F5F8FB"/>
+            <w:shd w:fill="F4F8F6"/>
           </w:tcPr>
           <w:p>
             <w:pPr>
@@ -4165,7 +4165,7 @@
       <w:r>
         <w:rPr>
           <w:rFonts w:ascii="Menlo" w:hAnsi="Menlo" w:eastAsia="Menlo" w:cs="Menlo"/>
-          <w:color w:val="173B57"/>
+          <w:color w:val="173F38"/>
           <w:sz w:val="19"/>
         </w:rPr>
         <w:t>FAIL</w:t>
@@ -4181,7 +4181,7 @@
       <w:r>
         <w:rPr>
           <w:rFonts w:ascii="Menlo" w:hAnsi="Menlo" w:eastAsia="Menlo" w:cs="Menlo"/>
-          <w:color w:val="173B57"/>
+          <w:color w:val="173F38"/>
           <w:sz w:val="19"/>
         </w:rPr>
         <w:t>FAIL</w:t>
@@ -4466,7 +4466,7 @@
       <w:r>
         <w:rPr>
           <w:rFonts w:ascii="Menlo" w:hAnsi="Menlo" w:eastAsia="Menlo" w:cs="Menlo"/>
-          <w:color w:val="173B57"/>
+          <w:color w:val="173F38"/>
           <w:sz w:val="19"/>
         </w:rPr>
         <w:t>NOT_COLLECTED</w:t>
@@ -4721,12 +4721,12 @@
         <w:tblLook w:firstColumn="1" w:firstRow="1" w:lastColumn="0" w:lastRow="0" w:noHBand="0" w:noVBand="1" w:val="04A0"/>
         <w:tblInd w:w="120" w:type="dxa"/>
         <w:tblBorders>
-          <w:top w:val="single" w:sz="6" w:space="0" w:color="CBD5E1"/>
-          <w:left w:val="single" w:sz="6" w:space="0" w:color="CBD5E1"/>
-          <w:bottom w:val="single" w:sz="6" w:space="0" w:color="CBD5E1"/>
-          <w:right w:val="single" w:sz="6" w:space="0" w:color="CBD5E1"/>
-          <w:insideH w:val="single" w:sz="6" w:space="0" w:color="CBD5E1"/>
-          <w:insideV w:val="single" w:sz="6" w:space="0" w:color="CBD5E1"/>
+          <w:top w:val="single" w:sz="6" w:space="0" w:color="CBDAD3"/>
+          <w:left w:val="single" w:sz="6" w:space="0" w:color="CBDAD3"/>
+          <w:bottom w:val="single" w:sz="6" w:space="0" w:color="CBDAD3"/>
+          <w:right w:val="single" w:sz="6" w:space="0" w:color="CBDAD3"/>
+          <w:insideH w:val="single" w:sz="6" w:space="0" w:color="CBDAD3"/>
+          <w:insideV w:val="single" w:sz="6" w:space="0" w:color="CBDAD3"/>
         </w:tblBorders>
       </w:tblPr>
       <w:tblGrid>
@@ -4748,7 +4748,7 @@
               <w:end w:w="120" w:type="dxa"/>
             </w:tcMar>
             <w:vAlign w:val="center"/>
-            <w:shd w:fill="EAF1F7"/>
+            <w:shd w:fill="E8F2ED"/>
           </w:tcPr>
           <w:p>
             <w:pPr>
@@ -4783,7 +4783,7 @@
               <w:end w:w="120" w:type="dxa"/>
             </w:tcMar>
             <w:vAlign w:val="center"/>
-            <w:shd w:fill="EAF1F7"/>
+            <w:shd w:fill="E8F2ED"/>
           </w:tcPr>
           <w:p>
             <w:pPr>
@@ -4838,7 +4838,7 @@
             <w:r>
               <w:rPr>
                 <w:rFonts w:ascii="PT Sans" w:hAnsi="PT Sans" w:eastAsia="PT Sans" w:cs="PT Sans"/>
-                <w:color w:val="173B57"/>
+                <w:color w:val="173F38"/>
                 <w:sz w:val="18"/>
               </w:rPr>
               <w:t>G=(V,E,τ,s)</w:t>
@@ -4893,7 +4893,7 @@
               <w:end w:w="120" w:type="dxa"/>
             </w:tcMar>
             <w:vAlign w:val="center"/>
-            <w:shd w:fill="F5F8FB"/>
+            <w:shd w:fill="F4F8F6"/>
           </w:tcPr>
           <w:p>
             <w:pPr>
@@ -4909,7 +4909,7 @@
             <w:r>
               <w:rPr>
                 <w:rFonts w:ascii="PT Sans" w:hAnsi="PT Sans" w:eastAsia="PT Sans" w:cs="PT Sans"/>
-                <w:color w:val="173B57"/>
+                <w:color w:val="173F38"/>
                 <w:sz w:val="18"/>
               </w:rPr>
               <w:t>u</w:t>
@@ -4926,7 +4926,7 @@
               <w:end w:w="120" w:type="dxa"/>
             </w:tcMar>
             <w:vAlign w:val="center"/>
-            <w:shd w:fill="F5F8FB"/>
+            <w:shd w:fill="F4F8F6"/>
           </w:tcPr>
           <w:p>
             <w:pPr>
@@ -4980,7 +4980,7 @@
             <w:r>
               <w:rPr>
                 <w:rFonts w:ascii="PT Sans" w:hAnsi="PT Sans" w:eastAsia="PT Sans" w:cs="PT Sans"/>
-                <w:color w:val="173B57"/>
+                <w:color w:val="173F38"/>
                 <w:sz w:val="18"/>
               </w:rPr>
               <w:t>Rᵤ(G)</w:t>
@@ -5035,7 +5035,7 @@
               <w:end w:w="120" w:type="dxa"/>
             </w:tcMar>
             <w:vAlign w:val="center"/>
-            <w:shd w:fill="F5F8FB"/>
+            <w:shd w:fill="F4F8F6"/>
           </w:tcPr>
           <w:p>
             <w:pPr>
@@ -5051,7 +5051,7 @@
             <w:r>
               <w:rPr>
                 <w:rFonts w:ascii="PT Sans" w:hAnsi="PT Sans" w:eastAsia="PT Sans" w:cs="PT Sans"/>
-                <w:color w:val="173B57"/>
+                <w:color w:val="173F38"/>
                 <w:sz w:val="18"/>
               </w:rPr>
               <w:t>Cᵤ</w:t>
@@ -5068,7 +5068,7 @@
               <w:end w:w="120" w:type="dxa"/>
             </w:tcMar>
             <w:vAlign w:val="center"/>
-            <w:shd w:fill="F5F8FB"/>
+            <w:shd w:fill="F4F8F6"/>
           </w:tcPr>
           <w:p>
             <w:pPr>
@@ -5122,7 +5122,7 @@
             <w:r>
               <w:rPr>
                 <w:rFonts w:ascii="PT Sans" w:hAnsi="PT Sans" w:eastAsia="PT Sans" w:cs="PT Sans"/>
-                <w:color w:val="173B57"/>
+                <w:color w:val="173F38"/>
                 <w:sz w:val="18"/>
               </w:rPr>
               <w:t>A</w:t>
@@ -5177,7 +5177,7 @@
               <w:end w:w="120" w:type="dxa"/>
             </w:tcMar>
             <w:vAlign w:val="center"/>
-            <w:shd w:fill="F5F8FB"/>
+            <w:shd w:fill="F4F8F6"/>
           </w:tcPr>
           <w:p>
             <w:pPr>
@@ -5193,7 +5193,7 @@
             <w:r>
               <w:rPr>
                 <w:rFonts w:ascii="PT Sans" w:hAnsi="PT Sans" w:eastAsia="PT Sans" w:cs="PT Sans"/>
-                <w:color w:val="173B57"/>
+                <w:color w:val="173F38"/>
                 <w:sz w:val="18"/>
               </w:rPr>
               <w:t>B*</w:t>
@@ -5210,7 +5210,7 @@
               <w:end w:w="120" w:type="dxa"/>
             </w:tcMar>
             <w:vAlign w:val="center"/>
-            <w:shd w:fill="F5F8FB"/>
+            <w:shd w:fill="F4F8F6"/>
           </w:tcPr>
           <w:p>
             <w:pPr>
@@ -5264,7 +5264,7 @@
             <w:r>
               <w:rPr>
                 <w:rFonts w:ascii="PT Sans" w:hAnsi="PT Sans" w:eastAsia="PT Sans" w:cs="PT Sans"/>
-                <w:color w:val="173B57"/>
+                <w:color w:val="173F38"/>
                 <w:sz w:val="18"/>
               </w:rPr>
               <w:t>H</w:t>
@@ -5319,7 +5319,7 @@
               <w:end w:w="120" w:type="dxa"/>
             </w:tcMar>
             <w:vAlign w:val="center"/>
-            <w:shd w:fill="F5F8FB"/>
+            <w:shd w:fill="F4F8F6"/>
           </w:tcPr>
           <w:p>
             <w:pPr>
@@ -5335,7 +5335,7 @@
             <w:r>
               <w:rPr>
                 <w:rFonts w:ascii="PT Sans" w:hAnsi="PT Sans" w:eastAsia="PT Sans" w:cs="PT Sans"/>
-                <w:color w:val="173B57"/>
+                <w:color w:val="173F38"/>
                 <w:sz w:val="18"/>
               </w:rPr>
               <w:t>δ</w:t>
@@ -5352,7 +5352,7 @@
               <w:end w:w="120" w:type="dxa"/>
             </w:tcMar>
             <w:vAlign w:val="center"/>
-            <w:shd w:fill="F5F8FB"/>
+            <w:shd w:fill="F4F8F6"/>
           </w:tcPr>
           <w:p>
             <w:pPr>
@@ -5406,7 +5406,7 @@
             <w:r>
               <w:rPr>
                 <w:rFonts w:ascii="PT Sans" w:hAnsi="PT Sans" w:eastAsia="PT Sans" w:cs="PT Sans"/>
-                <w:color w:val="173B57"/>
+                <w:color w:val="173F38"/>
                 <w:sz w:val="18"/>
               </w:rPr>
               <w:t>FCR</w:t>
@@ -5470,12 +5470,12 @@
         <w:tblLook w:firstColumn="1" w:firstRow="1" w:lastColumn="0" w:lastRow="0" w:noHBand="0" w:noVBand="1" w:val="04A0"/>
         <w:tblInd w:w="120" w:type="dxa"/>
         <w:tblBorders>
-          <w:top w:val="single" w:sz="6" w:space="0" w:color="CBD5E1"/>
-          <w:left w:val="single" w:sz="6" w:space="0" w:color="CBD5E1"/>
-          <w:bottom w:val="single" w:sz="6" w:space="0" w:color="CBD5E1"/>
-          <w:right w:val="single" w:sz="6" w:space="0" w:color="CBD5E1"/>
-          <w:insideH w:val="single" w:sz="6" w:space="0" w:color="CBD5E1"/>
-          <w:insideV w:val="single" w:sz="6" w:space="0" w:color="CBD5E1"/>
+          <w:top w:val="single" w:sz="6" w:space="0" w:color="CBDAD3"/>
+          <w:left w:val="single" w:sz="6" w:space="0" w:color="CBDAD3"/>
+          <w:bottom w:val="single" w:sz="6" w:space="0" w:color="CBDAD3"/>
+          <w:right w:val="single" w:sz="6" w:space="0" w:color="CBDAD3"/>
+          <w:insideH w:val="single" w:sz="6" w:space="0" w:color="CBDAD3"/>
+          <w:insideV w:val="single" w:sz="6" w:space="0" w:color="CBDAD3"/>
         </w:tblBorders>
       </w:tblPr>
       <w:tblGrid>
@@ -5498,7 +5498,7 @@
               <w:end w:w="120" w:type="dxa"/>
             </w:tcMar>
             <w:vAlign w:val="center"/>
-            <w:shd w:fill="EAF1F7"/>
+            <w:shd w:fill="E8F2ED"/>
           </w:tcPr>
           <w:p>
             <w:pPr>
@@ -5533,7 +5533,7 @@
               <w:end w:w="120" w:type="dxa"/>
             </w:tcMar>
             <w:vAlign w:val="center"/>
-            <w:shd w:fill="EAF1F7"/>
+            <w:shd w:fill="E8F2ED"/>
           </w:tcPr>
           <w:p>
             <w:pPr>
@@ -5568,7 +5568,7 @@
               <w:end w:w="120" w:type="dxa"/>
             </w:tcMar>
             <w:vAlign w:val="center"/>
-            <w:shd w:fill="EAF1F7"/>
+            <w:shd w:fill="E8F2ED"/>
           </w:tcPr>
           <w:p>
             <w:pPr>
@@ -5712,7 +5712,7 @@
               <w:end w:w="120" w:type="dxa"/>
             </w:tcMar>
             <w:vAlign w:val="center"/>
-            <w:shd w:fill="F5F8FB"/>
+            <w:shd w:fill="F4F8F6"/>
           </w:tcPr>
           <w:p>
             <w:pPr>
@@ -5746,7 +5746,7 @@
               <w:end w:w="120" w:type="dxa"/>
             </w:tcMar>
             <w:vAlign w:val="center"/>
-            <w:shd w:fill="F5F8FB"/>
+            <w:shd w:fill="F4F8F6"/>
           </w:tcPr>
           <w:p>
             <w:pPr>
@@ -5780,7 +5780,7 @@
               <w:end w:w="120" w:type="dxa"/>
             </w:tcMar>
             <w:vAlign w:val="center"/>
-            <w:shd w:fill="F5F8FB"/>
+            <w:shd w:fill="F4F8F6"/>
           </w:tcPr>
           <w:p>
             <w:pPr>
@@ -5923,7 +5923,7 @@
               <w:end w:w="120" w:type="dxa"/>
             </w:tcMar>
             <w:vAlign w:val="center"/>
-            <w:shd w:fill="F5F8FB"/>
+            <w:shd w:fill="F4F8F6"/>
           </w:tcPr>
           <w:p>
             <w:pPr>
@@ -5957,7 +5957,7 @@
               <w:end w:w="120" w:type="dxa"/>
             </w:tcMar>
             <w:vAlign w:val="center"/>
-            <w:shd w:fill="F5F8FB"/>
+            <w:shd w:fill="F4F8F6"/>
           </w:tcPr>
           <w:p>
             <w:pPr>
@@ -5991,7 +5991,7 @@
               <w:end w:w="120" w:type="dxa"/>
             </w:tcMar>
             <w:vAlign w:val="center"/>
-            <w:shd w:fill="F5F8FB"/>
+            <w:shd w:fill="F4F8F6"/>
           </w:tcPr>
           <w:p>
             <w:pPr>
@@ -6134,7 +6134,7 @@
               <w:end w:w="120" w:type="dxa"/>
             </w:tcMar>
             <w:vAlign w:val="center"/>
-            <w:shd w:fill="F5F8FB"/>
+            <w:shd w:fill="F4F8F6"/>
           </w:tcPr>
           <w:p>
             <w:pPr>
@@ -6168,7 +6168,7 @@
               <w:end w:w="120" w:type="dxa"/>
             </w:tcMar>
             <w:vAlign w:val="center"/>
-            <w:shd w:fill="F5F8FB"/>
+            <w:shd w:fill="F4F8F6"/>
           </w:tcPr>
           <w:p>
             <w:pPr>
@@ -6193,7 +6193,7 @@
             <w:r>
               <w:rPr>
                 <w:rFonts w:ascii="PT Sans" w:hAnsi="PT Sans" w:eastAsia="PT Sans" w:cs="PT Sans"/>
-                <w:color w:val="173B57"/>
+                <w:color w:val="173F38"/>
                 <w:sz w:val="18"/>
               </w:rPr>
               <w:t>FAIL</w:t>
@@ -6210,7 +6210,7 @@
               <w:end w:w="120" w:type="dxa"/>
             </w:tcMar>
             <w:vAlign w:val="center"/>
-            <w:shd w:fill="F5F8FB"/>
+            <w:shd w:fill="F4F8F6"/>
           </w:tcPr>
           <w:p>
             <w:pPr>
@@ -6330,7 +6330,7 @@
             <w:r>
               <w:rPr>
                 <w:rFonts w:ascii="PT Sans" w:hAnsi="PT Sans" w:eastAsia="PT Sans" w:cs="PT Sans"/>
-                <w:color w:val="173B57"/>
+                <w:color w:val="173F38"/>
                 <w:sz w:val="18"/>
               </w:rPr>
               <w:t>NOT_COLLECTED</w:t>
@@ -6352,7 +6352,7 @@
               <w:end w:w="120" w:type="dxa"/>
             </w:tcMar>
             <w:vAlign w:val="center"/>
-            <w:shd w:fill="F5F8FB"/>
+            <w:shd w:fill="F4F8F6"/>
           </w:tcPr>
           <w:p>
             <w:pPr>
@@ -6386,7 +6386,7 @@
               <w:end w:w="120" w:type="dxa"/>
             </w:tcMar>
             <w:vAlign w:val="center"/>
-            <w:shd w:fill="F5F8FB"/>
+            <w:shd w:fill="F4F8F6"/>
           </w:tcPr>
           <w:p>
             <w:pPr>
@@ -6420,7 +6420,7 @@
               <w:end w:w="120" w:type="dxa"/>
             </w:tcMar>
             <w:vAlign w:val="center"/>
-            <w:shd w:fill="F5F8FB"/>
+            <w:shd w:fill="F4F8F6"/>
           </w:tcPr>
           <w:p>
             <w:pPr>
@@ -6474,7 +6474,7 @@
     <w:r>
       <w:rPr>
         <w:rFonts w:ascii="PT Sans" w:hAnsi="PT Sans" w:eastAsia="PT Sans" w:cs="PT Sans"/>
-        <w:color w:val="64748B"/>
+        <w:color w:val="5B7069"/>
         <w:sz w:val="18"/>
       </w:rPr>
       <w:fldChar w:fldCharType="begin"/>
@@ -6496,7 +6496,7 @@
       <w:rPr>
         <w:rFonts w:ascii="PT Sans" w:hAnsi="PT Sans" w:eastAsia="PT Sans" w:cs="PT Sans"/>
         <w:b/>
-        <w:color w:val="64748B"/>
+        <w:color w:val="5B7069"/>
         <w:sz w:val="18"/>
       </w:rPr>
       <w:t>EraSeMap | Научная работа</w:t>
@@ -6874,7 +6874,7 @@
     </w:pPr>
     <w:rPr>
       <w:rFonts w:ascii="PT Serif" w:hAnsi="PT Serif" w:eastAsia="PT Serif" w:cs="PT Serif"/>
-      <w:color w:val="1F2933"/>
+      <w:color w:val="173F38"/>
       <w:sz w:val="22"/>
     </w:rPr>
   </w:style>
@@ -6940,7 +6940,7 @@
       <w:rFonts w:asciiTheme="majorHAnsi" w:eastAsiaTheme="majorEastAsia" w:hAnsiTheme="majorHAnsi" w:cstheme="majorBidi" w:ascii="PT Sans" w:hAnsi="PT Sans" w:eastAsia="PT Sans" w:cs="PT Sans"/>
       <w:b/>
       <w:bCs/>
-      <w:color w:val="173B57"/>
+      <w:color w:val="173F38"/>
       <w:sz w:val="32"/>
       <w:szCs w:val="28"/>
     </w:rPr>
@@ -6964,7 +6964,7 @@
       <w:rFonts w:asciiTheme="majorHAnsi" w:eastAsiaTheme="majorEastAsia" w:hAnsiTheme="majorHAnsi" w:cstheme="majorBidi" w:ascii="PT Sans" w:hAnsi="PT Sans" w:eastAsia="PT Sans" w:cs="PT Sans"/>
       <w:b/>
       <w:bCs/>
-      <w:color w:val="2E6388"/>
+      <w:color w:val="2C6F63"/>
       <w:sz w:val="26"/>
       <w:szCs w:val="26"/>
     </w:rPr>
@@ -6988,7 +6988,7 @@
       <w:rFonts w:asciiTheme="majorHAnsi" w:eastAsiaTheme="majorEastAsia" w:hAnsiTheme="majorHAnsi" w:cstheme="majorBidi" w:ascii="PT Sans" w:hAnsi="PT Sans" w:eastAsia="PT Sans" w:cs="PT Sans"/>
       <w:b/>
       <w:bCs/>
-      <w:color w:val="173B57"/>
+      <w:color w:val="173F38"/>
       <w:sz w:val="24"/>
     </w:rPr>
   </w:style>
@@ -18594,7 +18594,7 @@
     <w:rPr>
       <w:rFonts w:ascii="PT Sans" w:hAnsi="PT Sans" w:eastAsia="PT Sans" w:cs="PT Sans"/>
       <w:i/>
-      <w:color w:val="64748B"/>
+      <w:color w:val="5B7069"/>
       <w:sz w:val="18"/>
     </w:rPr>
   </w:style>
@@ -18607,7 +18607,7 @@
     <w:rPr>
       <w:rFonts w:ascii="PT Serif" w:hAnsi="PT Serif" w:eastAsia="PT Serif" w:cs="PT Serif"/>
       <w:i/>
-      <w:color w:val="173B57"/>
+      <w:color w:val="173F38"/>
       <w:sz w:val="22"/>
     </w:rPr>
   </w:style>
